--- a/gunluk-planlar-5sinif/hafta1-5sinif-bty.docx
+++ b/gunluk-planlar-5sinif/hafta1-5sinif-bty.docx
@@ -4,42 +4,34 @@
   <w:body>
     <w:p>
       <w:pPr>
+        <w:widowControl/>
         <w:spacing w:after="20"/>
         <w:jc w:val="center"/>
       </w:pPr>
       <w:r>
         <w:rPr>
-          <w:rFonts w:ascii="Arial" w:hAnsi="Arial" w:eastAsia="Arial"/>
+          <w:rFonts w:ascii="Arial" w:hAnsi="Arial" w:eastAsia="Arial" w:cs="Arial"/>
           <w:b/>
-          <w:sz w:val="20"/>
+          <w:color w:val="25282B"/>
+          <w:sz w:val="22"/>
         </w:rPr>
-        <w:t>2026-2027 EĞİTİM – ÖĞRETİM YILI ………………………………… ORTAOKULU</w:t>
+        <w:t>5. SINIF BİLİŞİM TEKNOLOJİLERİ VE YAZILIM DERSİ</w:t>
       </w:r>
     </w:p>
     <w:p>
       <w:pPr>
-        <w:spacing w:after="60"/>
+        <w:widowControl/>
+        <w:spacing w:after="100"/>
         <w:jc w:val="center"/>
       </w:pPr>
       <w:r>
         <w:rPr>
-          <w:rFonts w:ascii="Arial" w:hAnsi="Arial" w:eastAsia="Arial"/>
+          <w:rFonts w:ascii="Arial" w:hAnsi="Arial" w:eastAsia="Arial" w:cs="Arial"/>
           <w:b/>
-          <w:sz w:val="22"/>
+          <w:color w:val="25282B"/>
+          <w:sz w:val="26"/>
         </w:rPr>
-        <w:t>5. SINIF BİLİŞİM TEKNOLOJİLERİ VE YAZILIM DERSİ GÜNLÜK DERS PLANI</w:t>
-      </w:r>
-    </w:p>
-    <w:p>
-      <w:pPr>
-        <w:pStyle w:val="SectionHead"/>
-        <w:jc w:val="left"/>
-      </w:pPr>
-      <w:r>
-        <w:rPr>
-          <w:color w:val="1F4E78"/>
-        </w:rPr>
-        <w:t>I. BÖLÜM: DERS BİLGİSİ</w:t>
+        <w:t>GÜNLÜK DERS PLANI</w:t>
       </w:r>
     </w:p>
     <w:tbl>
@@ -48,20 +40,12 @@
         <w:jc w:val="center"/>
         <w:tblLayout w:type="fixed"/>
         <w:tblLook w:firstColumn="1" w:firstRow="1" w:lastColumn="0" w:lastRow="0" w:noHBand="0" w:noVBand="1" w:val="04A0"/>
-        <w:tblBorders>
-          <w:top w:val="single" w:sz="5" w:color="7F8C8D"/>
-          <w:left w:val="single" w:sz="5" w:color="7F8C8D"/>
-          <w:bottom w:val="single" w:sz="5" w:color="7F8C8D"/>
-          <w:right w:val="single" w:sz="5" w:color="7F8C8D"/>
-          <w:insideH w:val="single" w:sz="5" w:color="7F8C8D"/>
-          <w:insideV w:val="single" w:sz="5" w:color="7F8C8D"/>
-        </w:tblBorders>
       </w:tblPr>
       <w:tblGrid>
-        <w:gridCol w:w="2636"/>
-        <w:gridCol w:w="2636"/>
-        <w:gridCol w:w="2636"/>
-        <w:gridCol w:w="2636"/>
+        <w:gridCol w:w="1757"/>
+        <w:gridCol w:w="3345"/>
+        <w:gridCol w:w="1927"/>
+        <w:gridCol w:w="3203"/>
       </w:tblGrid>
       <w:tr>
         <w:trPr>
@@ -69,25 +53,369 @@
         </w:trPr>
         <w:tc>
           <w:tcPr>
-            <w:tcW w:type="dxa" w:w="1814"/>
-            <w:vAlign w:val="center"/>
+            <w:tcW w:type="dxa" w:w="1757"/>
+            <w:shd w:fill="F1F2F3"/>
             <w:tcMar>
-              <w:top w:w="55" w:type="dxa"/>
-              <w:start w:w="70" w:type="dxa"/>
-              <w:bottom w:w="55" w:type="dxa"/>
-              <w:end w:w="70" w:type="dxa"/>
+              <w:top w:w="65" w:type="dxa"/>
+              <w:start w:w="85" w:type="dxa"/>
+              <w:bottom w:w="65" w:type="dxa"/>
+              <w:end w:w="85" w:type="dxa"/>
             </w:tcMar>
-            <w:shd w:fill="D9EAF7"/>
+            <w:tcBorders>
+              <w:top w:val="single" w:sz="4" w:color="B7BCC2"/>
+              <w:left w:val="single" w:sz="4" w:color="B7BCC2"/>
+              <w:bottom w:val="single" w:sz="4" w:color="B7BCC2"/>
+              <w:right w:val="single" w:sz="4" w:color="B7BCC2"/>
+            </w:tcBorders>
           </w:tcPr>
           <w:p>
             <w:pPr>
-              <w:spacing w:after="0" w:before="0" w:line="240" w:lineRule="auto"/>
+              <w:spacing w:before="0" w:after="0" w:line="245" w:lineRule="auto"/>
             </w:pPr>
             <w:r/>
             <w:r>
               <w:rPr>
-                <w:rFonts w:ascii="Arial" w:hAnsi="Arial" w:eastAsia="Arial"/>
+                <w:rFonts w:ascii="Arial" w:hAnsi="Arial" w:eastAsia="Arial" w:cs="Arial"/>
                 <w:b/>
+                <w:color w:val="25282B"/>
+                <w:sz w:val="16"/>
+              </w:rPr>
+              <w:t>Okul / Kurum</w:t>
+            </w:r>
+          </w:p>
+        </w:tc>
+        <w:tc>
+          <w:tcPr>
+            <w:tcW w:type="dxa" w:w="3345"/>
+            <w:shd w:fill="FFFFFF"/>
+            <w:tcMar>
+              <w:top w:w="65" w:type="dxa"/>
+              <w:start w:w="85" w:type="dxa"/>
+              <w:bottom w:w="65" w:type="dxa"/>
+              <w:end w:w="85" w:type="dxa"/>
+            </w:tcMar>
+            <w:tcBorders>
+              <w:top w:val="single" w:sz="4" w:color="B7BCC2"/>
+              <w:left w:val="single" w:sz="4" w:color="B7BCC2"/>
+              <w:bottom w:val="single" w:sz="4" w:color="B7BCC2"/>
+              <w:right w:val="single" w:sz="4" w:color="B7BCC2"/>
+            </w:tcBorders>
+          </w:tcPr>
+          <w:p>
+            <w:pPr>
+              <w:spacing w:before="0" w:after="0" w:line="245" w:lineRule="auto"/>
+            </w:pPr>
+            <w:r/>
+            <w:r>
+              <w:rPr>
+                <w:rFonts w:ascii="Arial" w:hAnsi="Arial" w:eastAsia="Arial" w:cs="Arial"/>
+                <w:b w:val="0"/>
+                <w:color w:val="25282B"/>
+                <w:sz w:val="16"/>
+              </w:rPr>
+              <w:t>.......................................................</w:t>
+            </w:r>
+          </w:p>
+        </w:tc>
+        <w:tc>
+          <w:tcPr>
+            <w:tcW w:type="dxa" w:w="1927"/>
+            <w:shd w:fill="F1F2F3"/>
+            <w:tcMar>
+              <w:top w:w="65" w:type="dxa"/>
+              <w:start w:w="85" w:type="dxa"/>
+              <w:bottom w:w="65" w:type="dxa"/>
+              <w:end w:w="85" w:type="dxa"/>
+            </w:tcMar>
+            <w:tcBorders>
+              <w:top w:val="single" w:sz="4" w:color="B7BCC2"/>
+              <w:left w:val="single" w:sz="4" w:color="B7BCC2"/>
+              <w:bottom w:val="single" w:sz="4" w:color="B7BCC2"/>
+              <w:right w:val="single" w:sz="4" w:color="B7BCC2"/>
+            </w:tcBorders>
+          </w:tcPr>
+          <w:p>
+            <w:pPr>
+              <w:spacing w:before="0" w:after="0" w:line="245" w:lineRule="auto"/>
+            </w:pPr>
+            <w:r/>
+            <w:r>
+              <w:rPr>
+                <w:rFonts w:ascii="Arial" w:hAnsi="Arial" w:eastAsia="Arial" w:cs="Arial"/>
+                <w:b/>
+                <w:color w:val="25282B"/>
+                <w:sz w:val="16"/>
+              </w:rPr>
+              <w:t>Öğretmenin Adı Soyadı</w:t>
+            </w:r>
+          </w:p>
+        </w:tc>
+        <w:tc>
+          <w:tcPr>
+            <w:tcW w:type="dxa" w:w="3203"/>
+            <w:shd w:fill="FFFFFF"/>
+            <w:tcMar>
+              <w:top w:w="65" w:type="dxa"/>
+              <w:start w:w="85" w:type="dxa"/>
+              <w:bottom w:w="65" w:type="dxa"/>
+              <w:end w:w="85" w:type="dxa"/>
+            </w:tcMar>
+            <w:tcBorders>
+              <w:top w:val="single" w:sz="4" w:color="B7BCC2"/>
+              <w:left w:val="single" w:sz="4" w:color="B7BCC2"/>
+              <w:bottom w:val="single" w:sz="4" w:color="B7BCC2"/>
+              <w:right w:val="single" w:sz="4" w:color="B7BCC2"/>
+            </w:tcBorders>
+          </w:tcPr>
+          <w:p>
+            <w:pPr>
+              <w:spacing w:before="0" w:after="0" w:line="245" w:lineRule="auto"/>
+            </w:pPr>
+            <w:r/>
+            <w:r>
+              <w:rPr>
+                <w:rFonts w:ascii="Arial" w:hAnsi="Arial" w:eastAsia="Arial" w:cs="Arial"/>
+                <w:b w:val="0"/>
+                <w:color w:val="25282B"/>
+                <w:sz w:val="16"/>
+              </w:rPr>
+              <w:t>.......................................................</w:t>
+            </w:r>
+          </w:p>
+        </w:tc>
+      </w:tr>
+      <w:tr>
+        <w:trPr>
+          <w:cantSplit/>
+        </w:trPr>
+        <w:tc>
+          <w:tcPr>
+            <w:tcW w:type="dxa" w:w="1757"/>
+            <w:shd w:fill="F1F2F3"/>
+            <w:tcMar>
+              <w:top w:w="65" w:type="dxa"/>
+              <w:start w:w="85" w:type="dxa"/>
+              <w:bottom w:w="65" w:type="dxa"/>
+              <w:end w:w="85" w:type="dxa"/>
+            </w:tcMar>
+            <w:tcBorders>
+              <w:top w:val="single" w:sz="4" w:color="B7BCC2"/>
+              <w:left w:val="single" w:sz="4" w:color="B7BCC2"/>
+              <w:bottom w:val="single" w:sz="4" w:color="B7BCC2"/>
+              <w:right w:val="single" w:sz="4" w:color="B7BCC2"/>
+            </w:tcBorders>
+          </w:tcPr>
+          <w:p>
+            <w:pPr>
+              <w:spacing w:before="0" w:after="0" w:line="245" w:lineRule="auto"/>
+            </w:pPr>
+            <w:r/>
+            <w:r>
+              <w:rPr>
+                <w:rFonts w:ascii="Arial" w:hAnsi="Arial" w:eastAsia="Arial" w:cs="Arial"/>
+                <w:b/>
+                <w:color w:val="25282B"/>
+                <w:sz w:val="16"/>
+              </w:rPr>
+              <w:t>Sınıf / Şube</w:t>
+            </w:r>
+          </w:p>
+        </w:tc>
+        <w:tc>
+          <w:tcPr>
+            <w:tcW w:type="dxa" w:w="3345"/>
+            <w:shd w:fill="FFFFFF"/>
+            <w:tcMar>
+              <w:top w:w="65" w:type="dxa"/>
+              <w:start w:w="85" w:type="dxa"/>
+              <w:bottom w:w="65" w:type="dxa"/>
+              <w:end w:w="85" w:type="dxa"/>
+            </w:tcMar>
+            <w:tcBorders>
+              <w:top w:val="single" w:sz="4" w:color="B7BCC2"/>
+              <w:left w:val="single" w:sz="4" w:color="B7BCC2"/>
+              <w:bottom w:val="single" w:sz="4" w:color="B7BCC2"/>
+              <w:right w:val="single" w:sz="4" w:color="B7BCC2"/>
+            </w:tcBorders>
+          </w:tcPr>
+          <w:p>
+            <w:pPr>
+              <w:spacing w:before="0" w:after="0" w:line="245" w:lineRule="auto"/>
+            </w:pPr>
+            <w:r/>
+            <w:r>
+              <w:rPr>
+                <w:rFonts w:ascii="Arial" w:hAnsi="Arial" w:eastAsia="Arial" w:cs="Arial"/>
+                <w:b w:val="0"/>
+                <w:color w:val="25282B"/>
+                <w:sz w:val="16"/>
+              </w:rPr>
+              <w:t>5 / ................</w:t>
+            </w:r>
+          </w:p>
+        </w:tc>
+        <w:tc>
+          <w:tcPr>
+            <w:tcW w:type="dxa" w:w="1927"/>
+            <w:shd w:fill="F1F2F3"/>
+            <w:tcMar>
+              <w:top w:w="65" w:type="dxa"/>
+              <w:start w:w="85" w:type="dxa"/>
+              <w:bottom w:w="65" w:type="dxa"/>
+              <w:end w:w="85" w:type="dxa"/>
+            </w:tcMar>
+            <w:tcBorders>
+              <w:top w:val="single" w:sz="4" w:color="B7BCC2"/>
+              <w:left w:val="single" w:sz="4" w:color="B7BCC2"/>
+              <w:bottom w:val="single" w:sz="4" w:color="B7BCC2"/>
+              <w:right w:val="single" w:sz="4" w:color="B7BCC2"/>
+            </w:tcBorders>
+          </w:tcPr>
+          <w:p>
+            <w:pPr>
+              <w:spacing w:before="0" w:after="0" w:line="245" w:lineRule="auto"/>
+            </w:pPr>
+            <w:r/>
+            <w:r>
+              <w:rPr>
+                <w:rFonts w:ascii="Arial" w:hAnsi="Arial" w:eastAsia="Arial" w:cs="Arial"/>
+                <w:b/>
+                <w:color w:val="25282B"/>
+                <w:sz w:val="16"/>
+              </w:rPr>
+              <w:t>Plan No / Hafta</w:t>
+            </w:r>
+          </w:p>
+        </w:tc>
+        <w:tc>
+          <w:tcPr>
+            <w:tcW w:type="dxa" w:w="3203"/>
+            <w:shd w:fill="FFFFFF"/>
+            <w:tcMar>
+              <w:top w:w="65" w:type="dxa"/>
+              <w:start w:w="85" w:type="dxa"/>
+              <w:bottom w:w="65" w:type="dxa"/>
+              <w:end w:w="85" w:type="dxa"/>
+            </w:tcMar>
+            <w:tcBorders>
+              <w:top w:val="single" w:sz="4" w:color="B7BCC2"/>
+              <w:left w:val="single" w:sz="4" w:color="B7BCC2"/>
+              <w:bottom w:val="single" w:sz="4" w:color="B7BCC2"/>
+              <w:right w:val="single" w:sz="4" w:color="B7BCC2"/>
+            </w:tcBorders>
+          </w:tcPr>
+          <w:p>
+            <w:pPr>
+              <w:spacing w:before="0" w:after="0" w:line="245" w:lineRule="auto"/>
+            </w:pPr>
+            <w:r/>
+            <w:r>
+              <w:rPr>
+                <w:rFonts w:ascii="Arial" w:hAnsi="Arial" w:eastAsia="Arial" w:cs="Arial"/>
+                <w:b w:val="0"/>
+                <w:color w:val="25282B"/>
+                <w:sz w:val="16"/>
+              </w:rPr>
+              <w:t>1 / 1. Hafta</w:t>
+            </w:r>
+          </w:p>
+        </w:tc>
+      </w:tr>
+    </w:tbl>
+    <w:p>
+      <w:pPr>
+        <w:widowControl/>
+        <w:spacing w:after="0"/>
+      </w:pPr>
+    </w:p>
+    <w:tbl>
+      <w:tblPr>
+        <w:tblW w:type="auto" w:w="0"/>
+        <w:jc w:val="center"/>
+        <w:tblLayout w:type="fixed"/>
+        <w:tblLook w:firstColumn="1" w:firstRow="1" w:lastColumn="0" w:lastRow="0" w:noHBand="0" w:noVBand="1" w:val="04A0"/>
+      </w:tblPr>
+      <w:tblGrid>
+        <w:gridCol w:w="10234"/>
+      </w:tblGrid>
+      <w:tr>
+        <w:tc>
+          <w:tcPr>
+            <w:tcW w:type="dxa" w:w="10234"/>
+            <w:shd w:fill="D9D9D9"/>
+            <w:tcMar>
+              <w:top w:w="65" w:type="dxa"/>
+              <w:start w:w="100" w:type="dxa"/>
+              <w:bottom w:w="65" w:type="dxa"/>
+              <w:end w:w="100" w:type="dxa"/>
+            </w:tcMar>
+            <w:tcBorders>
+              <w:top w:val="single" w:sz="5" w:color="8F949A"/>
+              <w:left w:val="single" w:sz="5" w:color="8F949A"/>
+              <w:bottom w:val="single" w:sz="5" w:color="8F949A"/>
+              <w:right w:val="single" w:sz="5" w:color="8F949A"/>
+            </w:tcBorders>
+          </w:tcPr>
+          <w:p>
+            <w:pPr>
+              <w:spacing w:after="0"/>
+            </w:pPr>
+            <w:r>
+              <w:rPr>
+                <w:rFonts w:ascii="Arial" w:hAnsi="Arial" w:eastAsia="Arial" w:cs="Arial"/>
+                <w:b/>
+                <w:color w:val="25282B"/>
+                <w:sz w:val="18"/>
+              </w:rPr>
+              <w:t>I. BÖLÜM: DERS BİLGİSİ</w:t>
+            </w:r>
+          </w:p>
+        </w:tc>
+      </w:tr>
+    </w:tbl>
+    <w:tbl>
+      <w:tblPr>
+        <w:tblW w:type="auto" w:w="0"/>
+        <w:jc w:val="center"/>
+        <w:tblLayout w:type="fixed"/>
+        <w:tblLook w:firstColumn="1" w:firstRow="1" w:lastColumn="0" w:lastRow="0" w:noHBand="0" w:noVBand="1" w:val="04A0"/>
+      </w:tblPr>
+      <w:tblGrid>
+        <w:gridCol w:w="2523"/>
+        <w:gridCol w:w="7711"/>
+      </w:tblGrid>
+      <w:tr>
+        <w:trPr>
+          <w:cantSplit/>
+        </w:trPr>
+        <w:tc>
+          <w:tcPr>
+            <w:tcW w:type="dxa" w:w="2523"/>
+            <w:vAlign w:val="top"/>
+            <w:shd w:fill="F1F2F3"/>
+            <w:tcMar>
+              <w:top w:w="72" w:type="dxa"/>
+              <w:start w:w="95" w:type="dxa"/>
+              <w:bottom w:w="72" w:type="dxa"/>
+              <w:end w:w="95" w:type="dxa"/>
+            </w:tcMar>
+            <w:tcBorders>
+              <w:top w:val="single" w:sz="4" w:color="B7BCC2"/>
+              <w:left w:val="single" w:sz="4" w:color="B7BCC2"/>
+              <w:bottom w:val="single" w:sz="4" w:color="B7BCC2"/>
+              <w:right w:val="single" w:sz="4" w:color="B7BCC2"/>
+            </w:tcBorders>
+          </w:tcPr>
+          <w:p>
+            <w:pPr>
+              <w:spacing w:before="0" w:after="0" w:line="245" w:lineRule="auto"/>
+            </w:pPr>
+            <w:r/>
+            <w:r>
+              <w:rPr>
+                <w:rFonts w:ascii="Arial" w:hAnsi="Arial" w:eastAsia="Arial" w:cs="Arial"/>
+                <w:b/>
+                <w:color w:val="25282B"/>
                 <w:sz w:val="17"/>
               </w:rPr>
               <w:t>Dersin Adı</w:t>
@@ -96,51 +424,71 @@
         </w:tc>
         <w:tc>
           <w:tcPr>
-            <w:tcW w:type="dxa" w:w="3969"/>
-            <w:vAlign w:val="center"/>
+            <w:tcW w:type="dxa" w:w="7711"/>
+            <w:vAlign w:val="top"/>
+            <w:shd w:fill="FFFFFF"/>
             <w:tcMar>
-              <w:top w:w="55" w:type="dxa"/>
-              <w:start w:w="70" w:type="dxa"/>
-              <w:bottom w:w="55" w:type="dxa"/>
-              <w:end w:w="70" w:type="dxa"/>
+              <w:top w:w="72" w:type="dxa"/>
+              <w:start w:w="95" w:type="dxa"/>
+              <w:bottom w:w="72" w:type="dxa"/>
+              <w:end w:w="95" w:type="dxa"/>
             </w:tcMar>
+            <w:tcBorders>
+              <w:top w:val="single" w:sz="4" w:color="B7BCC2"/>
+              <w:left w:val="single" w:sz="4" w:color="B7BCC2"/>
+              <w:bottom w:val="single" w:sz="4" w:color="B7BCC2"/>
+              <w:right w:val="single" w:sz="4" w:color="B7BCC2"/>
+            </w:tcBorders>
           </w:tcPr>
           <w:p>
             <w:pPr>
-              <w:spacing w:after="0" w:before="0" w:line="240" w:lineRule="auto"/>
+              <w:spacing w:before="0" w:after="0" w:line="245" w:lineRule="auto"/>
             </w:pPr>
             <w:r/>
             <w:r>
               <w:rPr>
-                <w:rFonts w:ascii="Arial" w:hAnsi="Arial" w:eastAsia="Arial"/>
+                <w:rFonts w:ascii="Arial" w:hAnsi="Arial" w:eastAsia="Arial" w:cs="Arial"/>
                 <w:b w:val="0"/>
+                <w:color w:val="25282B"/>
                 <w:sz w:val="17"/>
               </w:rPr>
               <w:t>Bilişim Teknolojileri ve Yazılım</w:t>
             </w:r>
           </w:p>
         </w:tc>
+      </w:tr>
+      <w:tr>
+        <w:trPr>
+          <w:cantSplit/>
+        </w:trPr>
         <w:tc>
           <w:tcPr>
-            <w:tcW w:type="dxa" w:w="1361"/>
-            <w:vAlign w:val="center"/>
+            <w:tcW w:type="dxa" w:w="2523"/>
+            <w:vAlign w:val="top"/>
+            <w:shd w:fill="F1F2F3"/>
             <w:tcMar>
-              <w:top w:w="55" w:type="dxa"/>
-              <w:start w:w="70" w:type="dxa"/>
-              <w:bottom w:w="55" w:type="dxa"/>
-              <w:end w:w="70" w:type="dxa"/>
+              <w:top w:w="72" w:type="dxa"/>
+              <w:start w:w="95" w:type="dxa"/>
+              <w:bottom w:w="72" w:type="dxa"/>
+              <w:end w:w="95" w:type="dxa"/>
             </w:tcMar>
-            <w:shd w:fill="D9EAF7"/>
+            <w:tcBorders>
+              <w:top w:val="single" w:sz="4" w:color="B7BCC2"/>
+              <w:left w:val="single" w:sz="4" w:color="B7BCC2"/>
+              <w:bottom w:val="single" w:sz="4" w:color="B7BCC2"/>
+              <w:right w:val="single" w:sz="4" w:color="B7BCC2"/>
+            </w:tcBorders>
           </w:tcPr>
           <w:p>
             <w:pPr>
-              <w:spacing w:after="0" w:before="0" w:line="240" w:lineRule="auto"/>
+              <w:spacing w:before="0" w:after="0" w:line="245" w:lineRule="auto"/>
             </w:pPr>
             <w:r/>
             <w:r>
               <w:rPr>
-                <w:rFonts w:ascii="Arial" w:hAnsi="Arial" w:eastAsia="Arial"/>
+                <w:rFonts w:ascii="Arial" w:hAnsi="Arial" w:eastAsia="Arial" w:cs="Arial"/>
                 <w:b/>
+                <w:color w:val="25282B"/>
                 <w:sz w:val="17"/>
               </w:rPr>
               <w:t>Tarih / Hafta</w:t>
@@ -149,24 +497,32 @@
         </w:tc>
         <w:tc>
           <w:tcPr>
-            <w:tcW w:type="dxa" w:w="3855"/>
-            <w:vAlign w:val="center"/>
+            <w:tcW w:type="dxa" w:w="7711"/>
+            <w:vAlign w:val="top"/>
+            <w:shd w:fill="FFFFFF"/>
             <w:tcMar>
-              <w:top w:w="55" w:type="dxa"/>
-              <w:start w:w="70" w:type="dxa"/>
-              <w:bottom w:w="55" w:type="dxa"/>
-              <w:end w:w="70" w:type="dxa"/>
+              <w:top w:w="72" w:type="dxa"/>
+              <w:start w:w="95" w:type="dxa"/>
+              <w:bottom w:w="72" w:type="dxa"/>
+              <w:end w:w="95" w:type="dxa"/>
             </w:tcMar>
+            <w:tcBorders>
+              <w:top w:val="single" w:sz="4" w:color="B7BCC2"/>
+              <w:left w:val="single" w:sz="4" w:color="B7BCC2"/>
+              <w:bottom w:val="single" w:sz="4" w:color="B7BCC2"/>
+              <w:right w:val="single" w:sz="4" w:color="B7BCC2"/>
+            </w:tcBorders>
           </w:tcPr>
           <w:p>
             <w:pPr>
-              <w:spacing w:after="0" w:before="0" w:line="240" w:lineRule="auto"/>
+              <w:spacing w:before="0" w:after="0" w:line="245" w:lineRule="auto"/>
             </w:pPr>
             <w:r/>
             <w:r>
               <w:rPr>
-                <w:rFonts w:ascii="Arial" w:hAnsi="Arial" w:eastAsia="Arial"/>
+                <w:rFonts w:ascii="Arial" w:hAnsi="Arial" w:eastAsia="Arial" w:cs="Arial"/>
                 <w:b w:val="0"/>
+                <w:color w:val="25282B"/>
                 <w:sz w:val="17"/>
               </w:rPr>
               <w:t>14 Eylül - 18 Eylül 2026 / 1. Hafta</w:t>
@@ -180,25 +536,32 @@
         </w:trPr>
         <w:tc>
           <w:tcPr>
-            <w:tcW w:type="dxa" w:w="1814"/>
-            <w:vAlign w:val="center"/>
+            <w:tcW w:type="dxa" w:w="2523"/>
+            <w:vAlign w:val="top"/>
+            <w:shd w:fill="F1F2F3"/>
             <w:tcMar>
-              <w:top w:w="55" w:type="dxa"/>
-              <w:start w:w="70" w:type="dxa"/>
-              <w:bottom w:w="55" w:type="dxa"/>
-              <w:end w:w="70" w:type="dxa"/>
+              <w:top w:w="72" w:type="dxa"/>
+              <w:start w:w="95" w:type="dxa"/>
+              <w:bottom w:w="72" w:type="dxa"/>
+              <w:end w:w="95" w:type="dxa"/>
             </w:tcMar>
-            <w:shd w:fill="D9EAF7"/>
+            <w:tcBorders>
+              <w:top w:val="single" w:sz="4" w:color="B7BCC2"/>
+              <w:left w:val="single" w:sz="4" w:color="B7BCC2"/>
+              <w:bottom w:val="single" w:sz="4" w:color="B7BCC2"/>
+              <w:right w:val="single" w:sz="4" w:color="B7BCC2"/>
+            </w:tcBorders>
           </w:tcPr>
           <w:p>
             <w:pPr>
-              <w:spacing w:after="0" w:before="0" w:line="240" w:lineRule="auto"/>
+              <w:spacing w:before="0" w:after="0" w:line="245" w:lineRule="auto"/>
             </w:pPr>
             <w:r/>
             <w:r>
               <w:rPr>
-                <w:rFonts w:ascii="Arial" w:hAnsi="Arial" w:eastAsia="Arial"/>
+                <w:rFonts w:ascii="Arial" w:hAnsi="Arial" w:eastAsia="Arial" w:cs="Arial"/>
                 <w:b/>
+                <w:color w:val="25282B"/>
                 <w:sz w:val="17"/>
               </w:rPr>
               <w:t>Sınıf</w:t>
@@ -207,51 +570,71 @@
         </w:tc>
         <w:tc>
           <w:tcPr>
-            <w:tcW w:type="dxa" w:w="3969"/>
-            <w:vAlign w:val="center"/>
+            <w:tcW w:type="dxa" w:w="7711"/>
+            <w:vAlign w:val="top"/>
+            <w:shd w:fill="FFFFFF"/>
             <w:tcMar>
-              <w:top w:w="55" w:type="dxa"/>
-              <w:start w:w="70" w:type="dxa"/>
-              <w:bottom w:w="55" w:type="dxa"/>
-              <w:end w:w="70" w:type="dxa"/>
+              <w:top w:w="72" w:type="dxa"/>
+              <w:start w:w="95" w:type="dxa"/>
+              <w:bottom w:w="72" w:type="dxa"/>
+              <w:end w:w="95" w:type="dxa"/>
             </w:tcMar>
+            <w:tcBorders>
+              <w:top w:val="single" w:sz="4" w:color="B7BCC2"/>
+              <w:left w:val="single" w:sz="4" w:color="B7BCC2"/>
+              <w:bottom w:val="single" w:sz="4" w:color="B7BCC2"/>
+              <w:right w:val="single" w:sz="4" w:color="B7BCC2"/>
+            </w:tcBorders>
           </w:tcPr>
           <w:p>
             <w:pPr>
-              <w:spacing w:after="0" w:before="0" w:line="240" w:lineRule="auto"/>
+              <w:spacing w:before="0" w:after="0" w:line="245" w:lineRule="auto"/>
             </w:pPr>
             <w:r/>
             <w:r>
               <w:rPr>
-                <w:rFonts w:ascii="Arial" w:hAnsi="Arial" w:eastAsia="Arial"/>
+                <w:rFonts w:ascii="Arial" w:hAnsi="Arial" w:eastAsia="Arial" w:cs="Arial"/>
                 <w:b w:val="0"/>
+                <w:color w:val="25282B"/>
                 <w:sz w:val="17"/>
               </w:rPr>
               <w:t>5. Sınıf</w:t>
             </w:r>
           </w:p>
         </w:tc>
+      </w:tr>
+      <w:tr>
+        <w:trPr>
+          <w:cantSplit/>
+        </w:trPr>
         <w:tc>
           <w:tcPr>
-            <w:tcW w:type="dxa" w:w="1361"/>
-            <w:vAlign w:val="center"/>
+            <w:tcW w:type="dxa" w:w="2523"/>
+            <w:vAlign w:val="top"/>
+            <w:shd w:fill="F1F2F3"/>
             <w:tcMar>
-              <w:top w:w="55" w:type="dxa"/>
-              <w:start w:w="70" w:type="dxa"/>
-              <w:bottom w:w="55" w:type="dxa"/>
-              <w:end w:w="70" w:type="dxa"/>
+              <w:top w:w="72" w:type="dxa"/>
+              <w:start w:w="95" w:type="dxa"/>
+              <w:bottom w:w="72" w:type="dxa"/>
+              <w:end w:w="95" w:type="dxa"/>
             </w:tcMar>
-            <w:shd w:fill="D9EAF7"/>
+            <w:tcBorders>
+              <w:top w:val="single" w:sz="4" w:color="B7BCC2"/>
+              <w:left w:val="single" w:sz="4" w:color="B7BCC2"/>
+              <w:bottom w:val="single" w:sz="4" w:color="B7BCC2"/>
+              <w:right w:val="single" w:sz="4" w:color="B7BCC2"/>
+            </w:tcBorders>
           </w:tcPr>
           <w:p>
             <w:pPr>
-              <w:spacing w:after="0" w:before="0" w:line="240" w:lineRule="auto"/>
+              <w:spacing w:before="0" w:after="0" w:line="245" w:lineRule="auto"/>
             </w:pPr>
             <w:r/>
             <w:r>
               <w:rPr>
-                <w:rFonts w:ascii="Arial" w:hAnsi="Arial" w:eastAsia="Arial"/>
+                <w:rFonts w:ascii="Arial" w:hAnsi="Arial" w:eastAsia="Arial" w:cs="Arial"/>
                 <w:b/>
+                <w:color w:val="25282B"/>
                 <w:sz w:val="17"/>
               </w:rPr>
               <w:t>Süre</w:t>
@@ -260,24 +643,32 @@
         </w:tc>
         <w:tc>
           <w:tcPr>
-            <w:tcW w:type="dxa" w:w="3855"/>
-            <w:vAlign w:val="center"/>
+            <w:tcW w:type="dxa" w:w="7711"/>
+            <w:vAlign w:val="top"/>
+            <w:shd w:fill="FFFFFF"/>
             <w:tcMar>
-              <w:top w:w="55" w:type="dxa"/>
-              <w:start w:w="70" w:type="dxa"/>
-              <w:bottom w:w="55" w:type="dxa"/>
-              <w:end w:w="70" w:type="dxa"/>
+              <w:top w:w="72" w:type="dxa"/>
+              <w:start w:w="95" w:type="dxa"/>
+              <w:bottom w:w="72" w:type="dxa"/>
+              <w:end w:w="95" w:type="dxa"/>
             </w:tcMar>
+            <w:tcBorders>
+              <w:top w:val="single" w:sz="4" w:color="B7BCC2"/>
+              <w:left w:val="single" w:sz="4" w:color="B7BCC2"/>
+              <w:bottom w:val="single" w:sz="4" w:color="B7BCC2"/>
+              <w:right w:val="single" w:sz="4" w:color="B7BCC2"/>
+            </w:tcBorders>
           </w:tcPr>
           <w:p>
             <w:pPr>
-              <w:spacing w:after="0" w:before="0" w:line="240" w:lineRule="auto"/>
+              <w:spacing w:before="0" w:after="0" w:line="245" w:lineRule="auto"/>
             </w:pPr>
             <w:r/>
             <w:r>
               <w:rPr>
-                <w:rFonts w:ascii="Arial" w:hAnsi="Arial" w:eastAsia="Arial"/>
+                <w:rFonts w:ascii="Arial" w:hAnsi="Arial" w:eastAsia="Arial" w:cs="Arial"/>
                 <w:b w:val="0"/>
+                <w:color w:val="25282B"/>
                 <w:sz w:val="17"/>
               </w:rPr>
               <w:t>2 ders saati (80 dakika)</w:t>
@@ -291,25 +682,32 @@
         </w:trPr>
         <w:tc>
           <w:tcPr>
-            <w:tcW w:type="dxa" w:w="1814"/>
-            <w:vAlign w:val="center"/>
+            <w:tcW w:type="dxa" w:w="2523"/>
+            <w:vAlign w:val="top"/>
+            <w:shd w:fill="F1F2F3"/>
             <w:tcMar>
-              <w:top w:w="55" w:type="dxa"/>
-              <w:start w:w="70" w:type="dxa"/>
-              <w:bottom w:w="55" w:type="dxa"/>
-              <w:end w:w="70" w:type="dxa"/>
+              <w:top w:w="72" w:type="dxa"/>
+              <w:start w:w="95" w:type="dxa"/>
+              <w:bottom w:w="72" w:type="dxa"/>
+              <w:end w:w="95" w:type="dxa"/>
             </w:tcMar>
-            <w:shd w:fill="D9EAF7"/>
+            <w:tcBorders>
+              <w:top w:val="single" w:sz="4" w:color="B7BCC2"/>
+              <w:left w:val="single" w:sz="4" w:color="B7BCC2"/>
+              <w:bottom w:val="single" w:sz="4" w:color="B7BCC2"/>
+              <w:right w:val="single" w:sz="4" w:color="B7BCC2"/>
+            </w:tcBorders>
           </w:tcPr>
           <w:p>
             <w:pPr>
-              <w:spacing w:after="0" w:before="0" w:line="240" w:lineRule="auto"/>
+              <w:spacing w:before="0" w:after="0" w:line="245" w:lineRule="auto"/>
             </w:pPr>
             <w:r/>
             <w:r>
               <w:rPr>
-                <w:rFonts w:ascii="Arial" w:hAnsi="Arial" w:eastAsia="Arial"/>
+                <w:rFonts w:ascii="Arial" w:hAnsi="Arial" w:eastAsia="Arial" w:cs="Arial"/>
                 <w:b/>
+                <w:color w:val="25282B"/>
                 <w:sz w:val="17"/>
               </w:rPr>
               <w:t>Tema / Ünite</w:t>
@@ -318,25 +716,32 @@
         </w:tc>
         <w:tc>
           <w:tcPr>
-            <w:tcW w:type="dxa" w:w="9185"/>
-            <w:vAlign w:val="center"/>
-            <w:gridSpan w:val="3"/>
+            <w:tcW w:type="dxa" w:w="7711"/>
+            <w:vAlign w:val="top"/>
+            <w:shd w:fill="FFFFFF"/>
             <w:tcMar>
-              <w:top w:w="55" w:type="dxa"/>
-              <w:start w:w="70" w:type="dxa"/>
-              <w:bottom w:w="55" w:type="dxa"/>
-              <w:end w:w="70" w:type="dxa"/>
+              <w:top w:w="72" w:type="dxa"/>
+              <w:start w:w="95" w:type="dxa"/>
+              <w:bottom w:w="72" w:type="dxa"/>
+              <w:end w:w="95" w:type="dxa"/>
             </w:tcMar>
+            <w:tcBorders>
+              <w:top w:val="single" w:sz="4" w:color="B7BCC2"/>
+              <w:left w:val="single" w:sz="4" w:color="B7BCC2"/>
+              <w:bottom w:val="single" w:sz="4" w:color="B7BCC2"/>
+              <w:right w:val="single" w:sz="4" w:color="B7BCC2"/>
+            </w:tcBorders>
           </w:tcPr>
           <w:p>
             <w:pPr>
-              <w:spacing w:after="0" w:before="0" w:line="240" w:lineRule="auto"/>
+              <w:spacing w:before="0" w:after="0" w:line="245" w:lineRule="auto"/>
             </w:pPr>
             <w:r/>
             <w:r>
               <w:rPr>
-                <w:rFonts w:ascii="Arial" w:hAnsi="Arial" w:eastAsia="Arial"/>
+                <w:rFonts w:ascii="Arial" w:hAnsi="Arial" w:eastAsia="Arial" w:cs="Arial"/>
                 <w:b w:val="0"/>
+                <w:color w:val="25282B"/>
                 <w:sz w:val="17"/>
               </w:rPr>
               <w:t>Bilişim Teknolojilerinin Hayatımızdaki Yeri</w:t>
@@ -350,25 +755,32 @@
         </w:trPr>
         <w:tc>
           <w:tcPr>
-            <w:tcW w:type="dxa" w:w="1814"/>
-            <w:vAlign w:val="center"/>
+            <w:tcW w:type="dxa" w:w="2523"/>
+            <w:vAlign w:val="top"/>
+            <w:shd w:fill="F1F2F3"/>
             <w:tcMar>
-              <w:top w:w="55" w:type="dxa"/>
-              <w:start w:w="70" w:type="dxa"/>
-              <w:bottom w:w="55" w:type="dxa"/>
-              <w:end w:w="70" w:type="dxa"/>
+              <w:top w:w="72" w:type="dxa"/>
+              <w:start w:w="95" w:type="dxa"/>
+              <w:bottom w:w="72" w:type="dxa"/>
+              <w:end w:w="95" w:type="dxa"/>
             </w:tcMar>
-            <w:shd w:fill="D9EAF7"/>
+            <w:tcBorders>
+              <w:top w:val="single" w:sz="4" w:color="B7BCC2"/>
+              <w:left w:val="single" w:sz="4" w:color="B7BCC2"/>
+              <w:bottom w:val="single" w:sz="4" w:color="B7BCC2"/>
+              <w:right w:val="single" w:sz="4" w:color="B7BCC2"/>
+            </w:tcBorders>
           </w:tcPr>
           <w:p>
             <w:pPr>
-              <w:spacing w:after="0" w:before="0" w:line="240" w:lineRule="auto"/>
+              <w:spacing w:before="0" w:after="0" w:line="245" w:lineRule="auto"/>
             </w:pPr>
             <w:r/>
             <w:r>
               <w:rPr>
-                <w:rFonts w:ascii="Arial" w:hAnsi="Arial" w:eastAsia="Arial"/>
+                <w:rFonts w:ascii="Arial" w:hAnsi="Arial" w:eastAsia="Arial" w:cs="Arial"/>
                 <w:b/>
+                <w:color w:val="25282B"/>
                 <w:sz w:val="17"/>
               </w:rPr>
               <w:t>İçerik Çerçevesi (Konu)</w:t>
@@ -377,25 +789,32 @@
         </w:tc>
         <w:tc>
           <w:tcPr>
-            <w:tcW w:type="dxa" w:w="9185"/>
-            <w:vAlign w:val="center"/>
-            <w:gridSpan w:val="3"/>
+            <w:tcW w:type="dxa" w:w="7711"/>
+            <w:vAlign w:val="top"/>
+            <w:shd w:fill="FFFFFF"/>
             <w:tcMar>
-              <w:top w:w="55" w:type="dxa"/>
-              <w:start w:w="70" w:type="dxa"/>
-              <w:bottom w:w="55" w:type="dxa"/>
-              <w:end w:w="70" w:type="dxa"/>
+              <w:top w:w="72" w:type="dxa"/>
+              <w:start w:w="95" w:type="dxa"/>
+              <w:bottom w:w="72" w:type="dxa"/>
+              <w:end w:w="95" w:type="dxa"/>
             </w:tcMar>
+            <w:tcBorders>
+              <w:top w:val="single" w:sz="4" w:color="B7BCC2"/>
+              <w:left w:val="single" w:sz="4" w:color="B7BCC2"/>
+              <w:bottom w:val="single" w:sz="4" w:color="B7BCC2"/>
+              <w:right w:val="single" w:sz="4" w:color="B7BCC2"/>
+            </w:tcBorders>
           </w:tcPr>
           <w:p>
             <w:pPr>
-              <w:spacing w:after="0" w:before="0" w:line="240" w:lineRule="auto"/>
+              <w:spacing w:before="0" w:after="0" w:line="245" w:lineRule="auto"/>
             </w:pPr>
             <w:r/>
             <w:r>
               <w:rPr>
-                <w:rFonts w:ascii="Arial" w:hAnsi="Arial" w:eastAsia="Arial"/>
+                <w:rFonts w:ascii="Arial" w:hAnsi="Arial" w:eastAsia="Arial" w:cs="Arial"/>
                 <w:b w:val="0"/>
+                <w:color w:val="25282B"/>
                 <w:sz w:val="17"/>
               </w:rPr>
               <w:t>Bilişim Teknolojilerinin Sınıflandırılması</w:t>
@@ -409,25 +828,32 @@
         </w:trPr>
         <w:tc>
           <w:tcPr>
-            <w:tcW w:type="dxa" w:w="1814"/>
-            <w:vAlign w:val="center"/>
+            <w:tcW w:type="dxa" w:w="2523"/>
+            <w:vAlign w:val="top"/>
+            <w:shd w:fill="F1F2F3"/>
             <w:tcMar>
-              <w:top w:w="55" w:type="dxa"/>
-              <w:start w:w="70" w:type="dxa"/>
-              <w:bottom w:w="55" w:type="dxa"/>
-              <w:end w:w="70" w:type="dxa"/>
+              <w:top w:w="72" w:type="dxa"/>
+              <w:start w:w="95" w:type="dxa"/>
+              <w:bottom w:w="72" w:type="dxa"/>
+              <w:end w:w="95" w:type="dxa"/>
             </w:tcMar>
-            <w:shd w:fill="D9EAF7"/>
+            <w:tcBorders>
+              <w:top w:val="single" w:sz="4" w:color="B7BCC2"/>
+              <w:left w:val="single" w:sz="4" w:color="B7BCC2"/>
+              <w:bottom w:val="single" w:sz="4" w:color="B7BCC2"/>
+              <w:right w:val="single" w:sz="4" w:color="B7BCC2"/>
+            </w:tcBorders>
           </w:tcPr>
           <w:p>
             <w:pPr>
-              <w:spacing w:after="0" w:before="0" w:line="240" w:lineRule="auto"/>
+              <w:spacing w:before="0" w:after="0" w:line="245" w:lineRule="auto"/>
             </w:pPr>
             <w:r/>
             <w:r>
               <w:rPr>
-                <w:rFonts w:ascii="Arial" w:hAnsi="Arial" w:eastAsia="Arial"/>
+                <w:rFonts w:ascii="Arial" w:hAnsi="Arial" w:eastAsia="Arial" w:cs="Arial"/>
                 <w:b/>
+                <w:color w:val="25282B"/>
                 <w:sz w:val="17"/>
               </w:rPr>
               <w:t>Alan Becerileri</w:t>
@@ -436,25 +862,32 @@
         </w:tc>
         <w:tc>
           <w:tcPr>
-            <w:tcW w:type="dxa" w:w="9185"/>
-            <w:vAlign w:val="center"/>
-            <w:gridSpan w:val="3"/>
+            <w:tcW w:type="dxa" w:w="7711"/>
+            <w:vAlign w:val="top"/>
+            <w:shd w:fill="FFFFFF"/>
             <w:tcMar>
-              <w:top w:w="55" w:type="dxa"/>
-              <w:start w:w="70" w:type="dxa"/>
-              <w:bottom w:w="55" w:type="dxa"/>
-              <w:end w:w="70" w:type="dxa"/>
+              <w:top w:w="72" w:type="dxa"/>
+              <w:start w:w="95" w:type="dxa"/>
+              <w:bottom w:w="72" w:type="dxa"/>
+              <w:end w:w="95" w:type="dxa"/>
             </w:tcMar>
+            <w:tcBorders>
+              <w:top w:val="single" w:sz="4" w:color="B7BCC2"/>
+              <w:left w:val="single" w:sz="4" w:color="B7BCC2"/>
+              <w:bottom w:val="single" w:sz="4" w:color="B7BCC2"/>
+              <w:right w:val="single" w:sz="4" w:color="B7BCC2"/>
+            </w:tcBorders>
           </w:tcPr>
           <w:p>
             <w:pPr>
-              <w:spacing w:after="0" w:before="0" w:line="240" w:lineRule="auto"/>
+              <w:spacing w:before="0" w:after="0" w:line="245" w:lineRule="auto"/>
             </w:pPr>
             <w:r/>
             <w:r>
               <w:rPr>
-                <w:rFonts w:ascii="Arial" w:hAnsi="Arial" w:eastAsia="Arial"/>
+                <w:rFonts w:ascii="Arial" w:hAnsi="Arial" w:eastAsia="Arial" w:cs="Arial"/>
                 <w:b w:val="0"/>
+                <w:color w:val="25282B"/>
                 <w:sz w:val="17"/>
               </w:rPr>
               <w:t>BTYAB1. Bilişim Teknolojileri Kullanma</w:t>
@@ -468,25 +901,32 @@
         </w:trPr>
         <w:tc>
           <w:tcPr>
-            <w:tcW w:type="dxa" w:w="1814"/>
-            <w:vAlign w:val="center"/>
+            <w:tcW w:type="dxa" w:w="2523"/>
+            <w:vAlign w:val="top"/>
+            <w:shd w:fill="F1F2F3"/>
             <w:tcMar>
-              <w:top w:w="55" w:type="dxa"/>
-              <w:start w:w="70" w:type="dxa"/>
-              <w:bottom w:w="55" w:type="dxa"/>
-              <w:end w:w="70" w:type="dxa"/>
+              <w:top w:w="72" w:type="dxa"/>
+              <w:start w:w="95" w:type="dxa"/>
+              <w:bottom w:w="72" w:type="dxa"/>
+              <w:end w:w="95" w:type="dxa"/>
             </w:tcMar>
-            <w:shd w:fill="D9EAF7"/>
+            <w:tcBorders>
+              <w:top w:val="single" w:sz="4" w:color="B7BCC2"/>
+              <w:left w:val="single" w:sz="4" w:color="B7BCC2"/>
+              <w:bottom w:val="single" w:sz="4" w:color="B7BCC2"/>
+              <w:right w:val="single" w:sz="4" w:color="B7BCC2"/>
+            </w:tcBorders>
           </w:tcPr>
           <w:p>
             <w:pPr>
-              <w:spacing w:after="0" w:before="0" w:line="240" w:lineRule="auto"/>
+              <w:spacing w:before="0" w:after="0" w:line="245" w:lineRule="auto"/>
             </w:pPr>
             <w:r/>
             <w:r>
               <w:rPr>
-                <w:rFonts w:ascii="Arial" w:hAnsi="Arial" w:eastAsia="Arial"/>
+                <w:rFonts w:ascii="Arial" w:hAnsi="Arial" w:eastAsia="Arial" w:cs="Arial"/>
                 <w:b/>
+                <w:color w:val="25282B"/>
                 <w:sz w:val="17"/>
               </w:rPr>
               <w:t>Kavramsal Beceriler</w:t>
@@ -495,25 +935,32 @@
         </w:tc>
         <w:tc>
           <w:tcPr>
-            <w:tcW w:type="dxa" w:w="9185"/>
-            <w:vAlign w:val="center"/>
-            <w:gridSpan w:val="3"/>
+            <w:tcW w:type="dxa" w:w="7711"/>
+            <w:vAlign w:val="top"/>
+            <w:shd w:fill="FFFFFF"/>
             <w:tcMar>
-              <w:top w:w="55" w:type="dxa"/>
-              <w:start w:w="70" w:type="dxa"/>
-              <w:bottom w:w="55" w:type="dxa"/>
-              <w:end w:w="70" w:type="dxa"/>
+              <w:top w:w="72" w:type="dxa"/>
+              <w:start w:w="95" w:type="dxa"/>
+              <w:bottom w:w="72" w:type="dxa"/>
+              <w:end w:w="95" w:type="dxa"/>
             </w:tcMar>
+            <w:tcBorders>
+              <w:top w:val="single" w:sz="4" w:color="B7BCC2"/>
+              <w:left w:val="single" w:sz="4" w:color="B7BCC2"/>
+              <w:bottom w:val="single" w:sz="4" w:color="B7BCC2"/>
+              <w:right w:val="single" w:sz="4" w:color="B7BCC2"/>
+            </w:tcBorders>
           </w:tcPr>
           <w:p>
             <w:pPr>
-              <w:spacing w:after="0" w:before="0" w:line="240" w:lineRule="auto"/>
+              <w:spacing w:before="0" w:after="0" w:line="245" w:lineRule="auto"/>
             </w:pPr>
             <w:r/>
             <w:r>
               <w:rPr>
-                <w:rFonts w:ascii="Arial" w:hAnsi="Arial" w:eastAsia="Arial"/>
+                <w:rFonts w:ascii="Arial" w:hAnsi="Arial" w:eastAsia="Arial" w:cs="Arial"/>
                 <w:b w:val="0"/>
+                <w:color w:val="25282B"/>
                 <w:sz w:val="17"/>
               </w:rPr>
               <w:t>Tema düzeyi: KB2.3. Özetleme, KB2.4. Çözümleme, KB2.8. Sorgulama. Bu hafta öne çıkan: KB2.8. Sorgulama.</w:t>
@@ -527,25 +974,32 @@
         </w:trPr>
         <w:tc>
           <w:tcPr>
-            <w:tcW w:type="dxa" w:w="1814"/>
-            <w:vAlign w:val="center"/>
+            <w:tcW w:type="dxa" w:w="2523"/>
+            <w:vAlign w:val="top"/>
+            <w:shd w:fill="F1F2F3"/>
             <w:tcMar>
-              <w:top w:w="55" w:type="dxa"/>
-              <w:start w:w="70" w:type="dxa"/>
-              <w:bottom w:w="55" w:type="dxa"/>
-              <w:end w:w="70" w:type="dxa"/>
+              <w:top w:w="72" w:type="dxa"/>
+              <w:start w:w="95" w:type="dxa"/>
+              <w:bottom w:w="72" w:type="dxa"/>
+              <w:end w:w="95" w:type="dxa"/>
             </w:tcMar>
-            <w:shd w:fill="D9EAF7"/>
+            <w:tcBorders>
+              <w:top w:val="single" w:sz="4" w:color="B7BCC2"/>
+              <w:left w:val="single" w:sz="4" w:color="B7BCC2"/>
+              <w:bottom w:val="single" w:sz="4" w:color="B7BCC2"/>
+              <w:right w:val="single" w:sz="4" w:color="B7BCC2"/>
+            </w:tcBorders>
           </w:tcPr>
           <w:p>
             <w:pPr>
-              <w:spacing w:after="0" w:before="0" w:line="240" w:lineRule="auto"/>
+              <w:spacing w:before="0" w:after="0" w:line="245" w:lineRule="auto"/>
             </w:pPr>
             <w:r/>
             <w:r>
               <w:rPr>
-                <w:rFonts w:ascii="Arial" w:hAnsi="Arial" w:eastAsia="Arial"/>
+                <w:rFonts w:ascii="Arial" w:hAnsi="Arial" w:eastAsia="Arial" w:cs="Arial"/>
                 <w:b/>
+                <w:color w:val="25282B"/>
                 <w:sz w:val="17"/>
               </w:rPr>
               <w:t>Eğilimler</w:t>
@@ -554,25 +1008,32 @@
         </w:tc>
         <w:tc>
           <w:tcPr>
-            <w:tcW w:type="dxa" w:w="9185"/>
-            <w:vAlign w:val="center"/>
-            <w:gridSpan w:val="3"/>
+            <w:tcW w:type="dxa" w:w="7711"/>
+            <w:vAlign w:val="top"/>
+            <w:shd w:fill="FFFFFF"/>
             <w:tcMar>
-              <w:top w:w="55" w:type="dxa"/>
-              <w:start w:w="70" w:type="dxa"/>
-              <w:bottom w:w="55" w:type="dxa"/>
-              <w:end w:w="70" w:type="dxa"/>
+              <w:top w:w="72" w:type="dxa"/>
+              <w:start w:w="95" w:type="dxa"/>
+              <w:bottom w:w="72" w:type="dxa"/>
+              <w:end w:w="95" w:type="dxa"/>
             </w:tcMar>
+            <w:tcBorders>
+              <w:top w:val="single" w:sz="4" w:color="B7BCC2"/>
+              <w:left w:val="single" w:sz="4" w:color="B7BCC2"/>
+              <w:bottom w:val="single" w:sz="4" w:color="B7BCC2"/>
+              <w:right w:val="single" w:sz="4" w:color="B7BCC2"/>
+            </w:tcBorders>
           </w:tcPr>
           <w:p>
             <w:pPr>
-              <w:spacing w:after="0" w:before="0" w:line="240" w:lineRule="auto"/>
+              <w:spacing w:before="0" w:after="0" w:line="245" w:lineRule="auto"/>
             </w:pPr>
             <w:r/>
             <w:r>
               <w:rPr>
-                <w:rFonts w:ascii="Arial" w:hAnsi="Arial" w:eastAsia="Arial"/>
+                <w:rFonts w:ascii="Arial" w:hAnsi="Arial" w:eastAsia="Arial" w:cs="Arial"/>
                 <w:b w:val="0"/>
+                <w:color w:val="25282B"/>
                 <w:sz w:val="17"/>
               </w:rPr>
               <w:t>E1.1. Merak, E3.5. Açık Fikirlilik, E3.8. Soru Sorma</w:t>
@@ -586,25 +1047,32 @@
         </w:trPr>
         <w:tc>
           <w:tcPr>
-            <w:tcW w:type="dxa" w:w="1814"/>
-            <w:vAlign w:val="center"/>
+            <w:tcW w:type="dxa" w:w="2523"/>
+            <w:vAlign w:val="top"/>
+            <w:shd w:fill="F1F2F3"/>
             <w:tcMar>
-              <w:top w:w="55" w:type="dxa"/>
-              <w:start w:w="70" w:type="dxa"/>
-              <w:bottom w:w="55" w:type="dxa"/>
-              <w:end w:w="70" w:type="dxa"/>
+              <w:top w:w="72" w:type="dxa"/>
+              <w:start w:w="95" w:type="dxa"/>
+              <w:bottom w:w="72" w:type="dxa"/>
+              <w:end w:w="95" w:type="dxa"/>
             </w:tcMar>
-            <w:shd w:fill="D9EAF7"/>
+            <w:tcBorders>
+              <w:top w:val="single" w:sz="4" w:color="B7BCC2"/>
+              <w:left w:val="single" w:sz="4" w:color="B7BCC2"/>
+              <w:bottom w:val="single" w:sz="4" w:color="B7BCC2"/>
+              <w:right w:val="single" w:sz="4" w:color="B7BCC2"/>
+            </w:tcBorders>
           </w:tcPr>
           <w:p>
             <w:pPr>
-              <w:spacing w:after="0" w:before="0" w:line="240" w:lineRule="auto"/>
+              <w:spacing w:before="0" w:after="0" w:line="245" w:lineRule="auto"/>
             </w:pPr>
             <w:r/>
             <w:r>
               <w:rPr>
-                <w:rFonts w:ascii="Arial" w:hAnsi="Arial" w:eastAsia="Arial"/>
+                <w:rFonts w:ascii="Arial" w:hAnsi="Arial" w:eastAsia="Arial" w:cs="Arial"/>
                 <w:b/>
+                <w:color w:val="25282B"/>
                 <w:sz w:val="17"/>
               </w:rPr>
               <w:t>Anahtar Kavramlar</w:t>
@@ -613,25 +1081,32 @@
         </w:tc>
         <w:tc>
           <w:tcPr>
-            <w:tcW w:type="dxa" w:w="9185"/>
-            <w:vAlign w:val="center"/>
-            <w:gridSpan w:val="3"/>
+            <w:tcW w:type="dxa" w:w="7711"/>
+            <w:vAlign w:val="top"/>
+            <w:shd w:fill="FFFFFF"/>
             <w:tcMar>
-              <w:top w:w="55" w:type="dxa"/>
-              <w:start w:w="70" w:type="dxa"/>
-              <w:bottom w:w="55" w:type="dxa"/>
-              <w:end w:w="70" w:type="dxa"/>
+              <w:top w:w="72" w:type="dxa"/>
+              <w:start w:w="95" w:type="dxa"/>
+              <w:bottom w:w="72" w:type="dxa"/>
+              <w:end w:w="95" w:type="dxa"/>
             </w:tcMar>
+            <w:tcBorders>
+              <w:top w:val="single" w:sz="4" w:color="B7BCC2"/>
+              <w:left w:val="single" w:sz="4" w:color="B7BCC2"/>
+              <w:bottom w:val="single" w:sz="4" w:color="B7BCC2"/>
+              <w:right w:val="single" w:sz="4" w:color="B7BCC2"/>
+            </w:tcBorders>
           </w:tcPr>
           <w:p>
             <w:pPr>
-              <w:spacing w:after="0" w:before="0" w:line="240" w:lineRule="auto"/>
+              <w:spacing w:before="0" w:after="0" w:line="245" w:lineRule="auto"/>
             </w:pPr>
             <w:r/>
             <w:r>
               <w:rPr>
-                <w:rFonts w:ascii="Arial" w:hAnsi="Arial" w:eastAsia="Arial"/>
+                <w:rFonts w:ascii="Arial" w:hAnsi="Arial" w:eastAsia="Arial" w:cs="Arial"/>
                 <w:b w:val="0"/>
+                <w:color w:val="25282B"/>
                 <w:sz w:val="17"/>
               </w:rPr>
               <w:t>bilgi, iletişim, bilişim, teknoloji, bilgi ve iletişim teknolojileri (BİT), bilişim teknolojileri</w:t>
@@ -645,25 +1120,32 @@
         </w:trPr>
         <w:tc>
           <w:tcPr>
-            <w:tcW w:type="dxa" w:w="1814"/>
-            <w:vAlign w:val="center"/>
+            <w:tcW w:type="dxa" w:w="2523"/>
+            <w:vAlign w:val="top"/>
+            <w:shd w:fill="F1F2F3"/>
             <w:tcMar>
-              <w:top w:w="55" w:type="dxa"/>
-              <w:start w:w="70" w:type="dxa"/>
-              <w:bottom w:w="55" w:type="dxa"/>
-              <w:end w:w="70" w:type="dxa"/>
+              <w:top w:w="72" w:type="dxa"/>
+              <w:start w:w="95" w:type="dxa"/>
+              <w:bottom w:w="72" w:type="dxa"/>
+              <w:end w:w="95" w:type="dxa"/>
             </w:tcMar>
-            <w:shd w:fill="D9EAF7"/>
+            <w:tcBorders>
+              <w:top w:val="single" w:sz="4" w:color="B7BCC2"/>
+              <w:left w:val="single" w:sz="4" w:color="B7BCC2"/>
+              <w:bottom w:val="single" w:sz="4" w:color="B7BCC2"/>
+              <w:right w:val="single" w:sz="4" w:color="B7BCC2"/>
+            </w:tcBorders>
           </w:tcPr>
           <w:p>
             <w:pPr>
-              <w:spacing w:after="0" w:before="0" w:line="240" w:lineRule="auto"/>
+              <w:spacing w:before="0" w:after="0" w:line="245" w:lineRule="auto"/>
             </w:pPr>
             <w:r/>
             <w:r>
               <w:rPr>
-                <w:rFonts w:ascii="Arial" w:hAnsi="Arial" w:eastAsia="Arial"/>
+                <w:rFonts w:ascii="Arial" w:hAnsi="Arial" w:eastAsia="Arial" w:cs="Arial"/>
                 <w:b/>
+                <w:color w:val="25282B"/>
                 <w:sz w:val="17"/>
               </w:rPr>
               <w:t>Öğrenme Çıktısı ve</w:t>
@@ -674,24 +1156,32 @@
         </w:tc>
         <w:tc>
           <w:tcPr>
-            <w:tcW w:type="dxa" w:w="9185"/>
-            <w:vAlign w:val="center"/>
-            <w:gridSpan w:val="3"/>
+            <w:tcW w:type="dxa" w:w="7711"/>
+            <w:vAlign w:val="top"/>
+            <w:shd w:fill="FFFFFF"/>
             <w:tcMar>
-              <w:top w:w="55" w:type="dxa"/>
-              <w:start w:w="70" w:type="dxa"/>
-              <w:bottom w:w="55" w:type="dxa"/>
-              <w:end w:w="70" w:type="dxa"/>
+              <w:top w:w="72" w:type="dxa"/>
+              <w:start w:w="95" w:type="dxa"/>
+              <w:bottom w:w="72" w:type="dxa"/>
+              <w:end w:w="95" w:type="dxa"/>
             </w:tcMar>
+            <w:tcBorders>
+              <w:top w:val="single" w:sz="4" w:color="B7BCC2"/>
+              <w:left w:val="single" w:sz="4" w:color="B7BCC2"/>
+              <w:bottom w:val="single" w:sz="4" w:color="B7BCC2"/>
+              <w:right w:val="single" w:sz="4" w:color="B7BCC2"/>
+            </w:tcBorders>
           </w:tcPr>
           <w:p>
             <w:pPr>
-              <w:spacing w:after="0" w:before="0" w:line="240" w:lineRule="auto"/>
+              <w:spacing w:before="0" w:after="22" w:line="245" w:lineRule="auto"/>
             </w:pPr>
             <w:r/>
             <w:r>
               <w:rPr>
-                <w:rFonts w:ascii="Arial" w:hAnsi="Arial" w:eastAsia="Arial"/>
+                <w:rFonts w:ascii="Arial" w:hAnsi="Arial" w:eastAsia="Arial" w:cs="Arial"/>
+                <w:b/>
+                <w:color w:val="25282B"/>
                 <w:sz w:val="17"/>
               </w:rPr>
               <w:t>BTY.5.1.1. Günlük yaşamda kullanılan bilişim teknolojilerini sınıflandırabilme</w:t>
@@ -699,11 +1189,13 @@
           </w:p>
           <w:p>
             <w:pPr>
-              <w:spacing w:after="0" w:before="0" w:line="240" w:lineRule="auto"/>
+              <w:spacing w:before="0" w:after="22" w:line="245" w:lineRule="auto"/>
             </w:pPr>
             <w:r>
               <w:rPr>
-                <w:rFonts w:ascii="Arial" w:hAnsi="Arial" w:eastAsia="Arial"/>
+                <w:rFonts w:ascii="Arial" w:hAnsi="Arial" w:eastAsia="Arial" w:cs="Arial"/>
+                <w:b w:val="0"/>
+                <w:color w:val="25282B"/>
                 <w:sz w:val="17"/>
               </w:rPr>
               <w:t>a) Bilişim teknolojilerine ilişkin temel kavramları belirler.</w:t>
@@ -711,11 +1203,13 @@
           </w:p>
           <w:p>
             <w:pPr>
-              <w:spacing w:after="0" w:before="0" w:line="240" w:lineRule="auto"/>
+              <w:spacing w:before="0" w:after="22" w:line="245" w:lineRule="auto"/>
             </w:pPr>
             <w:r>
               <w:rPr>
-                <w:rFonts w:ascii="Arial" w:hAnsi="Arial" w:eastAsia="Arial"/>
+                <w:rFonts w:ascii="Arial" w:hAnsi="Arial" w:eastAsia="Arial" w:cs="Arial"/>
+                <w:b w:val="0"/>
+                <w:color w:val="25282B"/>
                 <w:sz w:val="17"/>
               </w:rPr>
               <w:t>b) Geçmişten günümüze bilişim teknolojilerindeki benzerlikleri ve farklılıkları ilişkilendirir.</w:t>
@@ -723,11 +1217,13 @@
           </w:p>
           <w:p>
             <w:pPr>
-              <w:spacing w:after="0" w:before="0" w:line="240" w:lineRule="auto"/>
+              <w:spacing w:before="0" w:after="22" w:line="245" w:lineRule="auto"/>
             </w:pPr>
             <w:r>
               <w:rPr>
-                <w:rFonts w:ascii="Arial" w:hAnsi="Arial" w:eastAsia="Arial"/>
+                <w:rFonts w:ascii="Arial" w:hAnsi="Arial" w:eastAsia="Arial" w:cs="Arial"/>
+                <w:b w:val="0"/>
+                <w:color w:val="25282B"/>
                 <w:sz w:val="17"/>
               </w:rPr>
               <w:t>c) Bilişim teknolojilerini kullanım alanlarına göre gruplandırır.</w:t>
@@ -741,25 +1237,32 @@
         </w:trPr>
         <w:tc>
           <w:tcPr>
-            <w:tcW w:type="dxa" w:w="1814"/>
-            <w:vAlign w:val="center"/>
+            <w:tcW w:type="dxa" w:w="2523"/>
+            <w:vAlign w:val="top"/>
+            <w:shd w:fill="F1F2F3"/>
             <w:tcMar>
-              <w:top w:w="55" w:type="dxa"/>
-              <w:start w:w="70" w:type="dxa"/>
-              <w:bottom w:w="55" w:type="dxa"/>
-              <w:end w:w="70" w:type="dxa"/>
+              <w:top w:w="72" w:type="dxa"/>
+              <w:start w:w="95" w:type="dxa"/>
+              <w:bottom w:w="72" w:type="dxa"/>
+              <w:end w:w="95" w:type="dxa"/>
             </w:tcMar>
-            <w:shd w:fill="D9EAF7"/>
+            <w:tcBorders>
+              <w:top w:val="single" w:sz="4" w:color="B7BCC2"/>
+              <w:left w:val="single" w:sz="4" w:color="B7BCC2"/>
+              <w:bottom w:val="single" w:sz="4" w:color="B7BCC2"/>
+              <w:right w:val="single" w:sz="4" w:color="B7BCC2"/>
+            </w:tcBorders>
           </w:tcPr>
           <w:p>
             <w:pPr>
-              <w:spacing w:after="0" w:before="0" w:line="240" w:lineRule="auto"/>
+              <w:spacing w:before="0" w:after="0" w:line="245" w:lineRule="auto"/>
             </w:pPr>
             <w:r/>
             <w:r>
               <w:rPr>
-                <w:rFonts w:ascii="Arial" w:hAnsi="Arial" w:eastAsia="Arial"/>
+                <w:rFonts w:ascii="Arial" w:hAnsi="Arial" w:eastAsia="Arial" w:cs="Arial"/>
                 <w:b/>
+                <w:color w:val="25282B"/>
                 <w:sz w:val="17"/>
               </w:rPr>
               <w:t>Yöntem / Teknik</w:t>
@@ -768,51 +1271,71 @@
         </w:tc>
         <w:tc>
           <w:tcPr>
-            <w:tcW w:type="dxa" w:w="3969"/>
-            <w:vAlign w:val="center"/>
+            <w:tcW w:type="dxa" w:w="7711"/>
+            <w:vAlign w:val="top"/>
+            <w:shd w:fill="FFFFFF"/>
             <w:tcMar>
-              <w:top w:w="55" w:type="dxa"/>
-              <w:start w:w="70" w:type="dxa"/>
-              <w:bottom w:w="55" w:type="dxa"/>
-              <w:end w:w="70" w:type="dxa"/>
+              <w:top w:w="72" w:type="dxa"/>
+              <w:start w:w="95" w:type="dxa"/>
+              <w:bottom w:w="72" w:type="dxa"/>
+              <w:end w:w="95" w:type="dxa"/>
             </w:tcMar>
+            <w:tcBorders>
+              <w:top w:val="single" w:sz="4" w:color="B7BCC2"/>
+              <w:left w:val="single" w:sz="4" w:color="B7BCC2"/>
+              <w:bottom w:val="single" w:sz="4" w:color="B7BCC2"/>
+              <w:right w:val="single" w:sz="4" w:color="B7BCC2"/>
+            </w:tcBorders>
           </w:tcPr>
           <w:p>
             <w:pPr>
-              <w:spacing w:after="0" w:before="0" w:line="240" w:lineRule="auto"/>
+              <w:spacing w:before="0" w:after="0" w:line="245" w:lineRule="auto"/>
             </w:pPr>
             <w:r/>
             <w:r>
               <w:rPr>
-                <w:rFonts w:ascii="Arial" w:hAnsi="Arial" w:eastAsia="Arial"/>
+                <w:rFonts w:ascii="Arial" w:hAnsi="Arial" w:eastAsia="Arial" w:cs="Arial"/>
                 <w:b w:val="0"/>
+                <w:color w:val="25282B"/>
                 <w:sz w:val="17"/>
               </w:rPr>
               <w:t>Beyin fırtınası, soru-cevap, küçük grup çalışması, karşılaştırma, sınıflandırma, tartışma</w:t>
             </w:r>
           </w:p>
         </w:tc>
+      </w:tr>
+      <w:tr>
+        <w:trPr>
+          <w:cantSplit/>
+        </w:trPr>
         <w:tc>
           <w:tcPr>
-            <w:tcW w:type="dxa" w:w="1361"/>
-            <w:vAlign w:val="center"/>
+            <w:tcW w:type="dxa" w:w="2523"/>
+            <w:vAlign w:val="top"/>
+            <w:shd w:fill="F1F2F3"/>
             <w:tcMar>
-              <w:top w:w="55" w:type="dxa"/>
-              <w:start w:w="70" w:type="dxa"/>
-              <w:bottom w:w="55" w:type="dxa"/>
-              <w:end w:w="70" w:type="dxa"/>
+              <w:top w:w="72" w:type="dxa"/>
+              <w:start w:w="95" w:type="dxa"/>
+              <w:bottom w:w="72" w:type="dxa"/>
+              <w:end w:w="95" w:type="dxa"/>
             </w:tcMar>
-            <w:shd w:fill="D9EAF7"/>
+            <w:tcBorders>
+              <w:top w:val="single" w:sz="4" w:color="B7BCC2"/>
+              <w:left w:val="single" w:sz="4" w:color="B7BCC2"/>
+              <w:bottom w:val="single" w:sz="4" w:color="B7BCC2"/>
+              <w:right w:val="single" w:sz="4" w:color="B7BCC2"/>
+            </w:tcBorders>
           </w:tcPr>
           <w:p>
             <w:pPr>
-              <w:spacing w:after="0" w:before="0" w:line="240" w:lineRule="auto"/>
+              <w:spacing w:before="0" w:after="0" w:line="245" w:lineRule="auto"/>
             </w:pPr>
             <w:r/>
             <w:r>
               <w:rPr>
-                <w:rFonts w:ascii="Arial" w:hAnsi="Arial" w:eastAsia="Arial"/>
+                <w:rFonts w:ascii="Arial" w:hAnsi="Arial" w:eastAsia="Arial" w:cs="Arial"/>
                 <w:b/>
+                <w:color w:val="25282B"/>
                 <w:sz w:val="17"/>
               </w:rPr>
               <w:t>Araç-Gereç / Materyal</w:t>
@@ -821,24 +1344,32 @@
         </w:tc>
         <w:tc>
           <w:tcPr>
-            <w:tcW w:type="dxa" w:w="3855"/>
-            <w:vAlign w:val="center"/>
+            <w:tcW w:type="dxa" w:w="7711"/>
+            <w:vAlign w:val="top"/>
+            <w:shd w:fill="FFFFFF"/>
             <w:tcMar>
-              <w:top w:w="55" w:type="dxa"/>
-              <w:start w:w="70" w:type="dxa"/>
-              <w:bottom w:w="55" w:type="dxa"/>
-              <w:end w:w="70" w:type="dxa"/>
+              <w:top w:w="72" w:type="dxa"/>
+              <w:start w:w="95" w:type="dxa"/>
+              <w:bottom w:w="72" w:type="dxa"/>
+              <w:end w:w="95" w:type="dxa"/>
             </w:tcMar>
+            <w:tcBorders>
+              <w:top w:val="single" w:sz="4" w:color="B7BCC2"/>
+              <w:left w:val="single" w:sz="4" w:color="B7BCC2"/>
+              <w:bottom w:val="single" w:sz="4" w:color="B7BCC2"/>
+              <w:right w:val="single" w:sz="4" w:color="B7BCC2"/>
+            </w:tcBorders>
           </w:tcPr>
           <w:p>
             <w:pPr>
-              <w:spacing w:after="0" w:before="0" w:line="240" w:lineRule="auto"/>
+              <w:spacing w:before="0" w:after="0" w:line="245" w:lineRule="auto"/>
             </w:pPr>
             <w:r/>
             <w:r>
               <w:rPr>
-                <w:rFonts w:ascii="Arial" w:hAnsi="Arial" w:eastAsia="Arial"/>
+                <w:rFonts w:ascii="Arial" w:hAnsi="Arial" w:eastAsia="Arial" w:cs="Arial"/>
                 <w:b w:val="0"/>
+                <w:color w:val="25282B"/>
                 <w:sz w:val="17"/>
               </w:rPr>
               <w:t>Geçmiş–günümüz teknoloji görselleri, sınıflandırma kartları, çalışma kâğıdı/çıkış bileti, etkileşimli tahta veya projeksiyon</w:t>
@@ -849,15 +1380,9 @@
     </w:tbl>
     <w:p>
       <w:pPr>
-        <w:pStyle w:val="SectionHead"/>
-        <w:jc w:val="left"/>
+        <w:widowControl/>
+        <w:spacing w:after="0"/>
       </w:pPr>
-      <w:r>
-        <w:rPr>
-          <w:color w:val="1F4E78"/>
-        </w:rPr>
-        <w:t>II. BÖLÜM: PROGRAMLAR ARASI BİLEŞENLER</w:t>
-      </w:r>
     </w:p>
     <w:tbl>
       <w:tblPr>
@@ -865,18 +1390,55 @@
         <w:jc w:val="center"/>
         <w:tblLayout w:type="fixed"/>
         <w:tblLook w:firstColumn="1" w:firstRow="1" w:lastColumn="0" w:lastRow="0" w:noHBand="0" w:noVBand="1" w:val="04A0"/>
-        <w:tblBorders>
-          <w:top w:val="single" w:sz="5" w:color="7F8C8D"/>
-          <w:left w:val="single" w:sz="5" w:color="7F8C8D"/>
-          <w:bottom w:val="single" w:sz="5" w:color="7F8C8D"/>
-          <w:right w:val="single" w:sz="5" w:color="7F8C8D"/>
-          <w:insideH w:val="single" w:sz="5" w:color="7F8C8D"/>
-          <w:insideV w:val="single" w:sz="5" w:color="7F8C8D"/>
-        </w:tblBorders>
       </w:tblPr>
       <w:tblGrid>
-        <w:gridCol w:w="5273"/>
-        <w:gridCol w:w="5273"/>
+        <w:gridCol w:w="10234"/>
+      </w:tblGrid>
+      <w:tr>
+        <w:tc>
+          <w:tcPr>
+            <w:tcW w:type="dxa" w:w="10234"/>
+            <w:shd w:fill="D9D9D9"/>
+            <w:tcMar>
+              <w:top w:w="65" w:type="dxa"/>
+              <w:start w:w="100" w:type="dxa"/>
+              <w:bottom w:w="65" w:type="dxa"/>
+              <w:end w:w="100" w:type="dxa"/>
+            </w:tcMar>
+            <w:tcBorders>
+              <w:top w:val="single" w:sz="5" w:color="8F949A"/>
+              <w:left w:val="single" w:sz="5" w:color="8F949A"/>
+              <w:bottom w:val="single" w:sz="5" w:color="8F949A"/>
+              <w:right w:val="single" w:sz="5" w:color="8F949A"/>
+            </w:tcBorders>
+          </w:tcPr>
+          <w:p>
+            <w:pPr>
+              <w:spacing w:after="0"/>
+            </w:pPr>
+            <w:r>
+              <w:rPr>
+                <w:rFonts w:ascii="Arial" w:hAnsi="Arial" w:eastAsia="Arial" w:cs="Arial"/>
+                <w:b/>
+                <w:color w:val="25282B"/>
+                <w:sz w:val="18"/>
+              </w:rPr>
+              <w:t>II. BÖLÜM: PROGRAMLAR ARASI BİLEŞENLER</w:t>
+            </w:r>
+          </w:p>
+        </w:tc>
+      </w:tr>
+    </w:tbl>
+    <w:tbl>
+      <w:tblPr>
+        <w:tblW w:type="auto" w:w="0"/>
+        <w:jc w:val="center"/>
+        <w:tblLayout w:type="fixed"/>
+        <w:tblLook w:firstColumn="1" w:firstRow="1" w:lastColumn="0" w:lastRow="0" w:noHBand="0" w:noVBand="1" w:val="04A0"/>
+      </w:tblPr>
+      <w:tblGrid>
+        <w:gridCol w:w="2523"/>
+        <w:gridCol w:w="7711"/>
       </w:tblGrid>
       <w:tr>
         <w:trPr>
@@ -884,25 +1446,32 @@
         </w:trPr>
         <w:tc>
           <w:tcPr>
-            <w:tcW w:type="dxa" w:w="2438"/>
-            <w:vAlign w:val="center"/>
+            <w:tcW w:type="dxa" w:w="2523"/>
+            <w:vAlign w:val="top"/>
+            <w:shd w:fill="F1F2F3"/>
             <w:tcMar>
-              <w:top w:w="55" w:type="dxa"/>
-              <w:start w:w="70" w:type="dxa"/>
-              <w:bottom w:w="55" w:type="dxa"/>
-              <w:end w:w="70" w:type="dxa"/>
+              <w:top w:w="72" w:type="dxa"/>
+              <w:start w:w="95" w:type="dxa"/>
+              <w:bottom w:w="72" w:type="dxa"/>
+              <w:end w:w="95" w:type="dxa"/>
             </w:tcMar>
-            <w:shd w:fill="D9EAF7"/>
+            <w:tcBorders>
+              <w:top w:val="single" w:sz="4" w:color="B7BCC2"/>
+              <w:left w:val="single" w:sz="4" w:color="B7BCC2"/>
+              <w:bottom w:val="single" w:sz="4" w:color="B7BCC2"/>
+              <w:right w:val="single" w:sz="4" w:color="B7BCC2"/>
+            </w:tcBorders>
           </w:tcPr>
           <w:p>
             <w:pPr>
-              <w:spacing w:after="0" w:before="0" w:line="240" w:lineRule="auto"/>
+              <w:spacing w:before="0" w:after="0" w:line="245" w:lineRule="auto"/>
             </w:pPr>
             <w:r/>
             <w:r>
               <w:rPr>
-                <w:rFonts w:ascii="Arial" w:hAnsi="Arial" w:eastAsia="Arial"/>
+                <w:rFonts w:ascii="Arial" w:hAnsi="Arial" w:eastAsia="Arial" w:cs="Arial"/>
                 <w:b/>
+                <w:color w:val="25282B"/>
                 <w:sz w:val="17"/>
               </w:rPr>
               <w:t>Sosyal-Duygusal Öğrenme Becerileri</w:t>
@@ -911,24 +1480,32 @@
         </w:tc>
         <w:tc>
           <w:tcPr>
-            <w:tcW w:type="dxa" w:w="8561"/>
-            <w:vAlign w:val="center"/>
+            <w:tcW w:type="dxa" w:w="7711"/>
+            <w:vAlign w:val="top"/>
+            <w:shd w:fill="FFFFFF"/>
             <w:tcMar>
-              <w:top w:w="55" w:type="dxa"/>
-              <w:start w:w="70" w:type="dxa"/>
-              <w:bottom w:w="55" w:type="dxa"/>
-              <w:end w:w="70" w:type="dxa"/>
+              <w:top w:w="72" w:type="dxa"/>
+              <w:start w:w="95" w:type="dxa"/>
+              <w:bottom w:w="72" w:type="dxa"/>
+              <w:end w:w="95" w:type="dxa"/>
             </w:tcMar>
+            <w:tcBorders>
+              <w:top w:val="single" w:sz="4" w:color="B7BCC2"/>
+              <w:left w:val="single" w:sz="4" w:color="B7BCC2"/>
+              <w:bottom w:val="single" w:sz="4" w:color="B7BCC2"/>
+              <w:right w:val="single" w:sz="4" w:color="B7BCC2"/>
+            </w:tcBorders>
           </w:tcPr>
           <w:p>
             <w:pPr>
-              <w:spacing w:after="0" w:before="0" w:line="240" w:lineRule="auto"/>
+              <w:spacing w:before="0" w:after="0" w:line="245" w:lineRule="auto"/>
             </w:pPr>
             <w:r/>
             <w:r>
               <w:rPr>
-                <w:rFonts w:ascii="Arial" w:hAnsi="Arial" w:eastAsia="Arial"/>
+                <w:rFonts w:ascii="Arial" w:hAnsi="Arial" w:eastAsia="Arial" w:cs="Arial"/>
                 <w:b w:val="0"/>
+                <w:color w:val="25282B"/>
                 <w:sz w:val="17"/>
               </w:rPr>
               <w:t>SDB1.1. Kendini Tanıma (Öz Farkındalık), SDB1.2. Kendini Düzenleme (Öz Düzenleme), SDB2.1. İletişim, SDB2.2. İş Birliği, SDB3.3. Sorumlu Karar Verme</w:t>
@@ -942,25 +1519,32 @@
         </w:trPr>
         <w:tc>
           <w:tcPr>
-            <w:tcW w:type="dxa" w:w="2438"/>
-            <w:vAlign w:val="center"/>
+            <w:tcW w:type="dxa" w:w="2523"/>
+            <w:vAlign w:val="top"/>
+            <w:shd w:fill="F1F2F3"/>
             <w:tcMar>
-              <w:top w:w="55" w:type="dxa"/>
-              <w:start w:w="70" w:type="dxa"/>
-              <w:bottom w:w="55" w:type="dxa"/>
-              <w:end w:w="70" w:type="dxa"/>
+              <w:top w:w="72" w:type="dxa"/>
+              <w:start w:w="95" w:type="dxa"/>
+              <w:bottom w:w="72" w:type="dxa"/>
+              <w:end w:w="95" w:type="dxa"/>
             </w:tcMar>
-            <w:shd w:fill="D9EAF7"/>
+            <w:tcBorders>
+              <w:top w:val="single" w:sz="4" w:color="B7BCC2"/>
+              <w:left w:val="single" w:sz="4" w:color="B7BCC2"/>
+              <w:bottom w:val="single" w:sz="4" w:color="B7BCC2"/>
+              <w:right w:val="single" w:sz="4" w:color="B7BCC2"/>
+            </w:tcBorders>
           </w:tcPr>
           <w:p>
             <w:pPr>
-              <w:spacing w:after="0" w:before="0" w:line="240" w:lineRule="auto"/>
+              <w:spacing w:before="0" w:after="0" w:line="245" w:lineRule="auto"/>
             </w:pPr>
             <w:r/>
             <w:r>
               <w:rPr>
-                <w:rFonts w:ascii="Arial" w:hAnsi="Arial" w:eastAsia="Arial"/>
+                <w:rFonts w:ascii="Arial" w:hAnsi="Arial" w:eastAsia="Arial" w:cs="Arial"/>
                 <w:b/>
+                <w:color w:val="25282B"/>
                 <w:sz w:val="17"/>
               </w:rPr>
               <w:t>Değerler</w:t>
@@ -969,24 +1553,32 @@
         </w:tc>
         <w:tc>
           <w:tcPr>
-            <w:tcW w:type="dxa" w:w="8561"/>
-            <w:vAlign w:val="center"/>
+            <w:tcW w:type="dxa" w:w="7711"/>
+            <w:vAlign w:val="top"/>
+            <w:shd w:fill="FFFFFF"/>
             <w:tcMar>
-              <w:top w:w="55" w:type="dxa"/>
-              <w:start w:w="70" w:type="dxa"/>
-              <w:bottom w:w="55" w:type="dxa"/>
-              <w:end w:w="70" w:type="dxa"/>
+              <w:top w:w="72" w:type="dxa"/>
+              <w:start w:w="95" w:type="dxa"/>
+              <w:bottom w:w="72" w:type="dxa"/>
+              <w:end w:w="95" w:type="dxa"/>
             </w:tcMar>
+            <w:tcBorders>
+              <w:top w:val="single" w:sz="4" w:color="B7BCC2"/>
+              <w:left w:val="single" w:sz="4" w:color="B7BCC2"/>
+              <w:bottom w:val="single" w:sz="4" w:color="B7BCC2"/>
+              <w:right w:val="single" w:sz="4" w:color="B7BCC2"/>
+            </w:tcBorders>
           </w:tcPr>
           <w:p>
             <w:pPr>
-              <w:spacing w:after="0" w:before="0" w:line="240" w:lineRule="auto"/>
+              <w:spacing w:before="0" w:after="0" w:line="245" w:lineRule="auto"/>
             </w:pPr>
             <w:r/>
             <w:r>
               <w:rPr>
-                <w:rFonts w:ascii="Arial" w:hAnsi="Arial" w:eastAsia="Arial"/>
+                <w:rFonts w:ascii="Arial" w:hAnsi="Arial" w:eastAsia="Arial" w:cs="Arial"/>
                 <w:b w:val="0"/>
+                <w:color w:val="25282B"/>
                 <w:sz w:val="17"/>
               </w:rPr>
               <w:t>D3. Çalışkanlık, D16. Sorumluluk</w:t>
@@ -1000,25 +1592,32 @@
         </w:trPr>
         <w:tc>
           <w:tcPr>
-            <w:tcW w:type="dxa" w:w="2438"/>
-            <w:vAlign w:val="center"/>
+            <w:tcW w:type="dxa" w:w="2523"/>
+            <w:vAlign w:val="top"/>
+            <w:shd w:fill="F1F2F3"/>
             <w:tcMar>
-              <w:top w:w="55" w:type="dxa"/>
-              <w:start w:w="70" w:type="dxa"/>
-              <w:bottom w:w="55" w:type="dxa"/>
-              <w:end w:w="70" w:type="dxa"/>
+              <w:top w:w="72" w:type="dxa"/>
+              <w:start w:w="95" w:type="dxa"/>
+              <w:bottom w:w="72" w:type="dxa"/>
+              <w:end w:w="95" w:type="dxa"/>
             </w:tcMar>
-            <w:shd w:fill="D9EAF7"/>
+            <w:tcBorders>
+              <w:top w:val="single" w:sz="4" w:color="B7BCC2"/>
+              <w:left w:val="single" w:sz="4" w:color="B7BCC2"/>
+              <w:bottom w:val="single" w:sz="4" w:color="B7BCC2"/>
+              <w:right w:val="single" w:sz="4" w:color="B7BCC2"/>
+            </w:tcBorders>
           </w:tcPr>
           <w:p>
             <w:pPr>
-              <w:spacing w:after="0" w:before="0" w:line="240" w:lineRule="auto"/>
+              <w:spacing w:before="0" w:after="0" w:line="245" w:lineRule="auto"/>
             </w:pPr>
             <w:r/>
             <w:r>
               <w:rPr>
-                <w:rFonts w:ascii="Arial" w:hAnsi="Arial" w:eastAsia="Arial"/>
+                <w:rFonts w:ascii="Arial" w:hAnsi="Arial" w:eastAsia="Arial" w:cs="Arial"/>
                 <w:b/>
+                <w:color w:val="25282B"/>
                 <w:sz w:val="17"/>
               </w:rPr>
               <w:t>Okuryazarlık Becerileri</w:t>
@@ -1027,24 +1626,32 @@
         </w:tc>
         <w:tc>
           <w:tcPr>
-            <w:tcW w:type="dxa" w:w="8561"/>
-            <w:vAlign w:val="center"/>
+            <w:tcW w:type="dxa" w:w="7711"/>
+            <w:vAlign w:val="top"/>
+            <w:shd w:fill="FFFFFF"/>
             <w:tcMar>
-              <w:top w:w="55" w:type="dxa"/>
-              <w:start w:w="70" w:type="dxa"/>
-              <w:bottom w:w="55" w:type="dxa"/>
-              <w:end w:w="70" w:type="dxa"/>
+              <w:top w:w="72" w:type="dxa"/>
+              <w:start w:w="95" w:type="dxa"/>
+              <w:bottom w:w="72" w:type="dxa"/>
+              <w:end w:w="95" w:type="dxa"/>
             </w:tcMar>
+            <w:tcBorders>
+              <w:top w:val="single" w:sz="4" w:color="B7BCC2"/>
+              <w:left w:val="single" w:sz="4" w:color="B7BCC2"/>
+              <w:bottom w:val="single" w:sz="4" w:color="B7BCC2"/>
+              <w:right w:val="single" w:sz="4" w:color="B7BCC2"/>
+            </w:tcBorders>
           </w:tcPr>
           <w:p>
             <w:pPr>
-              <w:spacing w:after="0" w:before="0" w:line="240" w:lineRule="auto"/>
+              <w:spacing w:before="0" w:after="0" w:line="245" w:lineRule="auto"/>
             </w:pPr>
             <w:r/>
             <w:r>
               <w:rPr>
-                <w:rFonts w:ascii="Arial" w:hAnsi="Arial" w:eastAsia="Arial"/>
+                <w:rFonts w:ascii="Arial" w:hAnsi="Arial" w:eastAsia="Arial" w:cs="Arial"/>
                 <w:b w:val="0"/>
+                <w:color w:val="25282B"/>
                 <w:sz w:val="17"/>
               </w:rPr>
               <w:t>OB1. Bilgi Okuryazarlığı, OB2. Dijital Okuryazarlık, OB4. Görsel Okuryazarlık</w:t>
@@ -1058,25 +1665,32 @@
         </w:trPr>
         <w:tc>
           <w:tcPr>
-            <w:tcW w:type="dxa" w:w="2438"/>
-            <w:vAlign w:val="center"/>
+            <w:tcW w:type="dxa" w:w="2523"/>
+            <w:vAlign w:val="top"/>
+            <w:shd w:fill="F1F2F3"/>
             <w:tcMar>
-              <w:top w:w="55" w:type="dxa"/>
-              <w:start w:w="70" w:type="dxa"/>
-              <w:bottom w:w="55" w:type="dxa"/>
-              <w:end w:w="70" w:type="dxa"/>
+              <w:top w:w="72" w:type="dxa"/>
+              <w:start w:w="95" w:type="dxa"/>
+              <w:bottom w:w="72" w:type="dxa"/>
+              <w:end w:w="95" w:type="dxa"/>
             </w:tcMar>
-            <w:shd w:fill="D9EAF7"/>
+            <w:tcBorders>
+              <w:top w:val="single" w:sz="4" w:color="B7BCC2"/>
+              <w:left w:val="single" w:sz="4" w:color="B7BCC2"/>
+              <w:bottom w:val="single" w:sz="4" w:color="B7BCC2"/>
+              <w:right w:val="single" w:sz="4" w:color="B7BCC2"/>
+            </w:tcBorders>
           </w:tcPr>
           <w:p>
             <w:pPr>
-              <w:spacing w:after="0" w:before="0" w:line="240" w:lineRule="auto"/>
+              <w:spacing w:before="0" w:after="0" w:line="245" w:lineRule="auto"/>
             </w:pPr>
             <w:r/>
             <w:r>
               <w:rPr>
-                <w:rFonts w:ascii="Arial" w:hAnsi="Arial" w:eastAsia="Arial"/>
+                <w:rFonts w:ascii="Arial" w:hAnsi="Arial" w:eastAsia="Arial" w:cs="Arial"/>
                 <w:b/>
+                <w:color w:val="25282B"/>
                 <w:sz w:val="17"/>
               </w:rPr>
               <w:t>Beceriler Arası İlişkiler</w:t>
@@ -1085,24 +1699,32 @@
         </w:tc>
         <w:tc>
           <w:tcPr>
-            <w:tcW w:type="dxa" w:w="8561"/>
-            <w:vAlign w:val="center"/>
+            <w:tcW w:type="dxa" w:w="7711"/>
+            <w:vAlign w:val="top"/>
+            <w:shd w:fill="FFFFFF"/>
             <w:tcMar>
-              <w:top w:w="55" w:type="dxa"/>
-              <w:start w:w="70" w:type="dxa"/>
-              <w:bottom w:w="55" w:type="dxa"/>
-              <w:end w:w="70" w:type="dxa"/>
+              <w:top w:w="72" w:type="dxa"/>
+              <w:start w:w="95" w:type="dxa"/>
+              <w:bottom w:w="72" w:type="dxa"/>
+              <w:end w:w="95" w:type="dxa"/>
             </w:tcMar>
+            <w:tcBorders>
+              <w:top w:val="single" w:sz="4" w:color="B7BCC2"/>
+              <w:left w:val="single" w:sz="4" w:color="B7BCC2"/>
+              <w:bottom w:val="single" w:sz="4" w:color="B7BCC2"/>
+              <w:right w:val="single" w:sz="4" w:color="B7BCC2"/>
+            </w:tcBorders>
           </w:tcPr>
           <w:p>
             <w:pPr>
-              <w:spacing w:after="0" w:before="0" w:line="240" w:lineRule="auto"/>
+              <w:spacing w:before="0" w:after="0" w:line="245" w:lineRule="auto"/>
             </w:pPr>
             <w:r/>
             <w:r>
               <w:rPr>
-                <w:rFonts w:ascii="Arial" w:hAnsi="Arial" w:eastAsia="Arial"/>
+                <w:rFonts w:ascii="Arial" w:hAnsi="Arial" w:eastAsia="Arial" w:cs="Arial"/>
                 <w:b w:val="0"/>
+                <w:color w:val="25282B"/>
                 <w:sz w:val="17"/>
               </w:rPr>
               <w:t>KB2.7. Karşılaştırma, KB2.8. Sorgulama</w:t>
@@ -1113,14 +1735,10 @@
     </w:tbl>
     <w:p>
       <w:pPr>
-        <w:pStyle w:val="SectionHead"/>
-        <w:jc w:val="left"/>
+        <w:widowControl/>
       </w:pPr>
       <w:r>
-        <w:rPr>
-          <w:color w:val="1F4E78"/>
-        </w:rPr>
-        <w:t>III. BÖLÜM: ÖĞRENME-ÖĞRETME YAŞANTILARI</w:t>
+        <w:br w:type="page"/>
       </w:r>
     </w:p>
     <w:tbl>
@@ -1129,46 +1747,88 @@
         <w:jc w:val="center"/>
         <w:tblLayout w:type="fixed"/>
         <w:tblLook w:firstColumn="1" w:firstRow="1" w:lastColumn="0" w:lastRow="0" w:noHBand="0" w:noVBand="1" w:val="04A0"/>
-        <w:tblBorders>
-          <w:top w:val="single" w:sz="5" w:color="7F8C8D"/>
-          <w:left w:val="single" w:sz="5" w:color="7F8C8D"/>
-          <w:bottom w:val="single" w:sz="5" w:color="7F8C8D"/>
-          <w:right w:val="single" w:sz="5" w:color="7F8C8D"/>
-          <w:insideH w:val="single" w:sz="5" w:color="7F8C8D"/>
-          <w:insideV w:val="single" w:sz="5" w:color="7F8C8D"/>
-        </w:tblBorders>
       </w:tblPr>
       <w:tblGrid>
-        <w:gridCol w:w="5273"/>
-        <w:gridCol w:w="5273"/>
+        <w:gridCol w:w="10234"/>
+      </w:tblGrid>
+      <w:tr>
+        <w:tc>
+          <w:tcPr>
+            <w:tcW w:type="dxa" w:w="10234"/>
+            <w:shd w:fill="D9D9D9"/>
+            <w:tcMar>
+              <w:top w:w="65" w:type="dxa"/>
+              <w:start w:w="100" w:type="dxa"/>
+              <w:bottom w:w="65" w:type="dxa"/>
+              <w:end w:w="100" w:type="dxa"/>
+            </w:tcMar>
+            <w:tcBorders>
+              <w:top w:val="single" w:sz="5" w:color="8F949A"/>
+              <w:left w:val="single" w:sz="5" w:color="8F949A"/>
+              <w:bottom w:val="single" w:sz="5" w:color="8F949A"/>
+              <w:right w:val="single" w:sz="5" w:color="8F949A"/>
+            </w:tcBorders>
+          </w:tcPr>
+          <w:p>
+            <w:pPr>
+              <w:spacing w:after="0"/>
+            </w:pPr>
+            <w:r>
+              <w:rPr>
+                <w:rFonts w:ascii="Arial" w:hAnsi="Arial" w:eastAsia="Arial" w:cs="Arial"/>
+                <w:b/>
+                <w:color w:val="25282B"/>
+                <w:sz w:val="18"/>
+              </w:rPr>
+              <w:t>III. BÖLÜM: ÖĞRENME-ÖĞRETME YAŞANTILARI</w:t>
+            </w:r>
+          </w:p>
+        </w:tc>
+      </w:tr>
+    </w:tbl>
+    <w:tbl>
+      <w:tblPr>
+        <w:tblW w:type="auto" w:w="0"/>
+        <w:jc w:val="center"/>
+        <w:tblLayout w:type="fixed"/>
+        <w:tblLook w:firstColumn="1" w:firstRow="1" w:lastColumn="0" w:lastRow="0" w:noHBand="0" w:noVBand="1" w:val="04A0"/>
+      </w:tblPr>
+      <w:tblGrid>
+        <w:gridCol w:w="2466"/>
+        <w:gridCol w:w="7767"/>
       </w:tblGrid>
       <w:tr>
         <w:trPr>
           <w:cantSplit/>
+          <w:tblHeader w:val="true"/>
         </w:trPr>
         <w:tc>
           <w:tcPr>
-            <w:tcW w:type="dxa" w:w="2438"/>
-            <w:vAlign w:val="center"/>
+            <w:tcW w:type="dxa" w:w="2466"/>
+            <w:shd w:fill="E7E8EA"/>
             <w:tcMar>
-              <w:top w:w="55" w:type="dxa"/>
-              <w:start w:w="70" w:type="dxa"/>
-              <w:bottom w:w="55" w:type="dxa"/>
-              <w:end w:w="70" w:type="dxa"/>
+              <w:top w:w="68" w:type="dxa"/>
+              <w:start w:w="90" w:type="dxa"/>
+              <w:bottom w:w="68" w:type="dxa"/>
+              <w:end w:w="90" w:type="dxa"/>
             </w:tcMar>
-            <w:shd w:fill="1F4E78"/>
+            <w:tcBorders>
+              <w:top w:val="single" w:sz="5" w:color="8F949A"/>
+              <w:left w:val="single" w:sz="5" w:color="8F949A"/>
+              <w:bottom w:val="single" w:sz="5" w:color="8F949A"/>
+              <w:right w:val="single" w:sz="5" w:color="8F949A"/>
+            </w:tcBorders>
           </w:tcPr>
           <w:p>
             <w:pPr>
-              <w:spacing w:after="0" w:before="0" w:line="240" w:lineRule="auto"/>
+              <w:spacing w:after="0"/>
               <w:jc w:val="center"/>
             </w:pPr>
-            <w:r/>
             <w:r>
               <w:rPr>
-                <w:rFonts w:ascii="Arial" w:hAnsi="Arial" w:eastAsia="Arial"/>
+                <w:rFonts w:ascii="Arial" w:hAnsi="Arial" w:eastAsia="Arial" w:cs="Arial"/>
                 <w:b/>
-                <w:color w:val="FFFFFF"/>
+                <w:color w:val="25282B"/>
                 <w:sz w:val="17"/>
               </w:rPr>
               <w:t>Basamak / Özellik</w:t>
@@ -1177,27 +1837,31 @@
         </w:tc>
         <w:tc>
           <w:tcPr>
-            <w:tcW w:type="dxa" w:w="8561"/>
-            <w:vAlign w:val="center"/>
+            <w:tcW w:type="dxa" w:w="7767"/>
+            <w:shd w:fill="E7E8EA"/>
             <w:tcMar>
-              <w:top w:w="55" w:type="dxa"/>
-              <w:start w:w="70" w:type="dxa"/>
-              <w:bottom w:w="55" w:type="dxa"/>
-              <w:end w:w="70" w:type="dxa"/>
+              <w:top w:w="68" w:type="dxa"/>
+              <w:start w:w="90" w:type="dxa"/>
+              <w:bottom w:w="68" w:type="dxa"/>
+              <w:end w:w="90" w:type="dxa"/>
             </w:tcMar>
-            <w:shd w:fill="1F4E78"/>
+            <w:tcBorders>
+              <w:top w:val="single" w:sz="5" w:color="8F949A"/>
+              <w:left w:val="single" w:sz="5" w:color="8F949A"/>
+              <w:bottom w:val="single" w:sz="5" w:color="8F949A"/>
+              <w:right w:val="single" w:sz="5" w:color="8F949A"/>
+            </w:tcBorders>
           </w:tcPr>
           <w:p>
             <w:pPr>
-              <w:spacing w:after="0" w:before="0" w:line="240" w:lineRule="auto"/>
+              <w:spacing w:after="0"/>
               <w:jc w:val="center"/>
             </w:pPr>
-            <w:r/>
             <w:r>
               <w:rPr>
-                <w:rFonts w:ascii="Arial" w:hAnsi="Arial" w:eastAsia="Arial"/>
+                <w:rFonts w:ascii="Arial" w:hAnsi="Arial" w:eastAsia="Arial" w:cs="Arial"/>
                 <w:b/>
-                <w:color w:val="FFFFFF"/>
+                <w:color w:val="25282B"/>
                 <w:sz w:val="17"/>
               </w:rPr>
               <w:t>Uygulama</w:t>
@@ -1211,25 +1875,32 @@
         </w:trPr>
         <w:tc>
           <w:tcPr>
-            <w:tcW w:type="dxa" w:w="2438"/>
-            <w:vAlign w:val="center"/>
+            <w:tcW w:type="dxa" w:w="2466"/>
+            <w:vAlign w:val="top"/>
+            <w:shd w:fill="F1F2F3"/>
             <w:tcMar>
-              <w:top w:w="55" w:type="dxa"/>
-              <w:start w:w="70" w:type="dxa"/>
-              <w:bottom w:w="55" w:type="dxa"/>
-              <w:end w:w="70" w:type="dxa"/>
+              <w:top w:w="80" w:type="dxa"/>
+              <w:start w:w="95" w:type="dxa"/>
+              <w:bottom w:w="80" w:type="dxa"/>
+              <w:end w:w="95" w:type="dxa"/>
             </w:tcMar>
-            <w:shd w:fill="D9EAF7"/>
+            <w:tcBorders>
+              <w:top w:val="single" w:sz="4" w:color="B7BCC2"/>
+              <w:left w:val="single" w:sz="4" w:color="B7BCC2"/>
+              <w:bottom w:val="single" w:sz="4" w:color="B7BCC2"/>
+              <w:right w:val="single" w:sz="4" w:color="B7BCC2"/>
+            </w:tcBorders>
           </w:tcPr>
           <w:p>
             <w:pPr>
-              <w:spacing w:after="0" w:before="0" w:line="240" w:lineRule="auto"/>
+              <w:spacing w:before="0" w:after="0" w:line="245" w:lineRule="auto"/>
             </w:pPr>
             <w:r/>
             <w:r>
               <w:rPr>
-                <w:rFonts w:ascii="Arial" w:hAnsi="Arial" w:eastAsia="Arial"/>
+                <w:rFonts w:ascii="Arial" w:hAnsi="Arial" w:eastAsia="Arial" w:cs="Arial"/>
                 <w:b/>
+                <w:color w:val="25282B"/>
                 <w:sz w:val="17"/>
               </w:rPr>
               <w:t>Temel Kabuller</w:t>
@@ -1238,24 +1909,32 @@
         </w:tc>
         <w:tc>
           <w:tcPr>
-            <w:tcW w:type="dxa" w:w="8561"/>
-            <w:vAlign w:val="center"/>
+            <w:tcW w:type="dxa" w:w="7767"/>
+            <w:vAlign w:val="top"/>
+            <w:shd w:fill="FFFFFF"/>
             <w:tcMar>
-              <w:top w:w="55" w:type="dxa"/>
-              <w:start w:w="70" w:type="dxa"/>
-              <w:bottom w:w="55" w:type="dxa"/>
-              <w:end w:w="70" w:type="dxa"/>
+              <w:top w:w="80" w:type="dxa"/>
+              <w:start w:w="95" w:type="dxa"/>
+              <w:bottom w:w="80" w:type="dxa"/>
+              <w:end w:w="95" w:type="dxa"/>
             </w:tcMar>
+            <w:tcBorders>
+              <w:top w:val="single" w:sz="4" w:color="B7BCC2"/>
+              <w:left w:val="single" w:sz="4" w:color="B7BCC2"/>
+              <w:bottom w:val="single" w:sz="4" w:color="B7BCC2"/>
+              <w:right w:val="single" w:sz="4" w:color="B7BCC2"/>
+            </w:tcBorders>
           </w:tcPr>
           <w:p>
             <w:pPr>
-              <w:spacing w:after="0" w:before="0" w:line="240" w:lineRule="auto"/>
+              <w:spacing w:before="0" w:after="0" w:line="245" w:lineRule="auto"/>
             </w:pPr>
             <w:r/>
             <w:r>
               <w:rPr>
-                <w:rFonts w:ascii="Arial" w:hAnsi="Arial" w:eastAsia="Arial"/>
+                <w:rFonts w:ascii="Arial" w:hAnsi="Arial" w:eastAsia="Arial" w:cs="Arial"/>
                 <w:b w:val="0"/>
+                <w:color w:val="25282B"/>
                 <w:sz w:val="17"/>
               </w:rPr>
               <w:t>Öğrencilerin bilgisayar, tablet, akıllı telefon gibi temel dijital araçlarla daha önce karşılaştıkları ve bu araçların bazı temel kullanım amaçlarını günlük deneyimlerinden bildikleri kabul edilir. Ancak “bilgi, iletişim, bilişim, teknoloji ve BİT” kavramlarını birbirinden ayırma ve bilişim teknolojilerini sistemli biçimde sınıflandırma düzeylerinin farklı olabileceği göz önünde bulundurulur.</w:t>
@@ -1269,25 +1948,32 @@
         </w:trPr>
         <w:tc>
           <w:tcPr>
-            <w:tcW w:type="dxa" w:w="2438"/>
-            <w:vAlign w:val="center"/>
+            <w:tcW w:type="dxa" w:w="2466"/>
+            <w:vAlign w:val="top"/>
+            <w:shd w:fill="F1F2F3"/>
             <w:tcMar>
-              <w:top w:w="55" w:type="dxa"/>
-              <w:start w:w="70" w:type="dxa"/>
-              <w:bottom w:w="55" w:type="dxa"/>
-              <w:end w:w="70" w:type="dxa"/>
+              <w:top w:w="80" w:type="dxa"/>
+              <w:start w:w="95" w:type="dxa"/>
+              <w:bottom w:w="80" w:type="dxa"/>
+              <w:end w:w="95" w:type="dxa"/>
             </w:tcMar>
-            <w:shd w:fill="D9EAF7"/>
+            <w:tcBorders>
+              <w:top w:val="single" w:sz="4" w:color="B7BCC2"/>
+              <w:left w:val="single" w:sz="4" w:color="B7BCC2"/>
+              <w:bottom w:val="single" w:sz="4" w:color="B7BCC2"/>
+              <w:right w:val="single" w:sz="4" w:color="B7BCC2"/>
+            </w:tcBorders>
           </w:tcPr>
           <w:p>
             <w:pPr>
-              <w:spacing w:after="0" w:before="0" w:line="240" w:lineRule="auto"/>
+              <w:spacing w:before="0" w:after="0" w:line="245" w:lineRule="auto"/>
             </w:pPr>
             <w:r/>
             <w:r>
               <w:rPr>
-                <w:rFonts w:ascii="Arial" w:hAnsi="Arial" w:eastAsia="Arial"/>
+                <w:rFonts w:ascii="Arial" w:hAnsi="Arial" w:eastAsia="Arial" w:cs="Arial"/>
                 <w:b/>
+                <w:color w:val="25282B"/>
                 <w:sz w:val="17"/>
               </w:rPr>
               <w:t>Ön Değerlendirme Süreci</w:t>
@@ -1296,24 +1982,32 @@
         </w:tc>
         <w:tc>
           <w:tcPr>
-            <w:tcW w:type="dxa" w:w="8561"/>
-            <w:vAlign w:val="center"/>
+            <w:tcW w:type="dxa" w:w="7767"/>
+            <w:vAlign w:val="top"/>
+            <w:shd w:fill="FFFFFF"/>
             <w:tcMar>
-              <w:top w:w="55" w:type="dxa"/>
-              <w:start w:w="70" w:type="dxa"/>
-              <w:bottom w:w="55" w:type="dxa"/>
-              <w:end w:w="70" w:type="dxa"/>
+              <w:top w:w="80" w:type="dxa"/>
+              <w:start w:w="95" w:type="dxa"/>
+              <w:bottom w:w="80" w:type="dxa"/>
+              <w:end w:w="95" w:type="dxa"/>
             </w:tcMar>
+            <w:tcBorders>
+              <w:top w:val="single" w:sz="4" w:color="B7BCC2"/>
+              <w:left w:val="single" w:sz="4" w:color="B7BCC2"/>
+              <w:bottom w:val="single" w:sz="4" w:color="B7BCC2"/>
+              <w:right w:val="single" w:sz="4" w:color="B7BCC2"/>
+            </w:tcBorders>
           </w:tcPr>
           <w:p>
             <w:pPr>
-              <w:spacing w:after="0" w:before="0" w:line="240" w:lineRule="auto"/>
+              <w:spacing w:before="0" w:after="0" w:line="245" w:lineRule="auto"/>
             </w:pPr>
             <w:r/>
             <w:r>
               <w:rPr>
-                <w:rFonts w:ascii="Arial" w:hAnsi="Arial" w:eastAsia="Arial"/>
+                <w:rFonts w:ascii="Arial" w:hAnsi="Arial" w:eastAsia="Arial" w:cs="Arial"/>
                 <w:b w:val="0"/>
+                <w:color w:val="25282B"/>
                 <w:sz w:val="17"/>
               </w:rPr>
               <w:t>Derse “Bilişim teknolojisi deyince aklınıza neler geliyor?” sorusuyla başlanır. Öğrencilerin verdiği araç, ortam ve kullanım örnekleri tahtada herhangi bir düzeltme yapılmadan toplanır. Ardından “Bunların ortak özelliği nedir?” ve “Hepsi aynı amaçla mı kullanılıyor?” soruları yöneltilir. Cevaplar; kavram yanılgılarını, öğrencilerin kullandıkları teknoloji örneklerini ve sınıflandırma ölçütü oluşturabilme düzeylerini görmek amacıyla öğretmen tarafından kısa notlarla izlenir.</w:t>
@@ -1327,25 +2021,32 @@
         </w:trPr>
         <w:tc>
           <w:tcPr>
-            <w:tcW w:type="dxa" w:w="2438"/>
-            <w:vAlign w:val="center"/>
+            <w:tcW w:type="dxa" w:w="2466"/>
+            <w:vAlign w:val="top"/>
+            <w:shd w:fill="F1F2F3"/>
             <w:tcMar>
-              <w:top w:w="55" w:type="dxa"/>
-              <w:start w:w="70" w:type="dxa"/>
-              <w:bottom w:w="55" w:type="dxa"/>
-              <w:end w:w="70" w:type="dxa"/>
+              <w:top w:w="80" w:type="dxa"/>
+              <w:start w:w="95" w:type="dxa"/>
+              <w:bottom w:w="80" w:type="dxa"/>
+              <w:end w:w="95" w:type="dxa"/>
             </w:tcMar>
-            <w:shd w:fill="D9EAF7"/>
+            <w:tcBorders>
+              <w:top w:val="single" w:sz="4" w:color="B7BCC2"/>
+              <w:left w:val="single" w:sz="4" w:color="B7BCC2"/>
+              <w:bottom w:val="single" w:sz="4" w:color="B7BCC2"/>
+              <w:right w:val="single" w:sz="4" w:color="B7BCC2"/>
+            </w:tcBorders>
           </w:tcPr>
           <w:p>
             <w:pPr>
-              <w:spacing w:after="0" w:before="0" w:line="240" w:lineRule="auto"/>
+              <w:spacing w:before="0" w:after="0" w:line="245" w:lineRule="auto"/>
             </w:pPr>
             <w:r/>
             <w:r>
               <w:rPr>
-                <w:rFonts w:ascii="Arial" w:hAnsi="Arial" w:eastAsia="Arial"/>
+                <w:rFonts w:ascii="Arial" w:hAnsi="Arial" w:eastAsia="Arial" w:cs="Arial"/>
                 <w:b/>
+                <w:color w:val="25282B"/>
                 <w:sz w:val="17"/>
               </w:rPr>
               <w:t>Köprü Kurma</w:t>
@@ -1354,24 +2055,32 @@
         </w:tc>
         <w:tc>
           <w:tcPr>
-            <w:tcW w:type="dxa" w:w="8561"/>
-            <w:vAlign w:val="center"/>
+            <w:tcW w:type="dxa" w:w="7767"/>
+            <w:vAlign w:val="top"/>
+            <w:shd w:fill="FFFFFF"/>
             <w:tcMar>
-              <w:top w:w="55" w:type="dxa"/>
-              <w:start w:w="70" w:type="dxa"/>
-              <w:bottom w:w="55" w:type="dxa"/>
-              <w:end w:w="70" w:type="dxa"/>
+              <w:top w:w="80" w:type="dxa"/>
+              <w:start w:w="95" w:type="dxa"/>
+              <w:bottom w:w="80" w:type="dxa"/>
+              <w:end w:w="95" w:type="dxa"/>
             </w:tcMar>
+            <w:tcBorders>
+              <w:top w:val="single" w:sz="4" w:color="B7BCC2"/>
+              <w:left w:val="single" w:sz="4" w:color="B7BCC2"/>
+              <w:bottom w:val="single" w:sz="4" w:color="B7BCC2"/>
+              <w:right w:val="single" w:sz="4" w:color="B7BCC2"/>
+            </w:tcBorders>
           </w:tcPr>
           <w:p>
             <w:pPr>
-              <w:spacing w:after="0" w:before="0" w:line="240" w:lineRule="auto"/>
+              <w:spacing w:before="0" w:after="0" w:line="245" w:lineRule="auto"/>
             </w:pPr>
             <w:r/>
             <w:r>
               <w:rPr>
-                <w:rFonts w:ascii="Arial" w:hAnsi="Arial" w:eastAsia="Arial"/>
+                <w:rFonts w:ascii="Arial" w:hAnsi="Arial" w:eastAsia="Arial" w:cs="Arial"/>
                 <w:b w:val="0"/>
+                <w:color w:val="25282B"/>
                 <w:sz w:val="17"/>
               </w:rPr>
               <w:t>Öğrencilerin evde, okulda, sağlık kurumlarında, ulaşımda ve iletişimde karşılaştıkları dijital araçlardan hareket edilir. “Bir mesajı geçmişte nasıl gönderirdik, bugün nasıl gönderiyoruz?”, “Bir bilgiye ulaşmak için hangi araçları kullanıyoruz?” gibi sorularla günlük yaşam deneyimleri dersin kavramlarına bağlanır. Böylece bilişim teknolojilerinin yalnızca bilgisayardan ibaret olmadığı; bilgi üretme, işleme, saklama ve iletme süreçlerinde kullanılan farklı araç ve ortamları kapsadığı fark ettirilir.</w:t>
@@ -1385,25 +2094,32 @@
         </w:trPr>
         <w:tc>
           <w:tcPr>
-            <w:tcW w:type="dxa" w:w="2438"/>
-            <w:vAlign w:val="center"/>
+            <w:tcW w:type="dxa" w:w="2466"/>
+            <w:vAlign w:val="top"/>
+            <w:shd w:fill="F1F2F3"/>
             <w:tcMar>
-              <w:top w:w="55" w:type="dxa"/>
-              <w:start w:w="70" w:type="dxa"/>
-              <w:bottom w:w="55" w:type="dxa"/>
-              <w:end w:w="70" w:type="dxa"/>
+              <w:top w:w="80" w:type="dxa"/>
+              <w:start w:w="95" w:type="dxa"/>
+              <w:bottom w:w="80" w:type="dxa"/>
+              <w:end w:w="95" w:type="dxa"/>
             </w:tcMar>
-            <w:shd w:fill="D9EAF7"/>
+            <w:tcBorders>
+              <w:top w:val="single" w:sz="4" w:color="B7BCC2"/>
+              <w:left w:val="single" w:sz="4" w:color="B7BCC2"/>
+              <w:bottom w:val="single" w:sz="4" w:color="B7BCC2"/>
+              <w:right w:val="single" w:sz="4" w:color="B7BCC2"/>
+            </w:tcBorders>
           </w:tcPr>
           <w:p>
             <w:pPr>
-              <w:spacing w:after="0" w:before="0" w:line="240" w:lineRule="auto"/>
+              <w:spacing w:before="0" w:after="0" w:line="245" w:lineRule="auto"/>
             </w:pPr>
             <w:r/>
             <w:r>
               <w:rPr>
-                <w:rFonts w:ascii="Arial" w:hAnsi="Arial" w:eastAsia="Arial"/>
+                <w:rFonts w:ascii="Arial" w:hAnsi="Arial" w:eastAsia="Arial" w:cs="Arial"/>
                 <w:b/>
+                <w:color w:val="25282B"/>
                 <w:sz w:val="17"/>
               </w:rPr>
               <w:t>Öğrenme-Öğretme Uygulamaları</w:t>
@@ -1412,25 +2128,32 @@
         </w:tc>
         <w:tc>
           <w:tcPr>
-            <w:tcW w:type="dxa" w:w="8561"/>
-            <w:vAlign w:val="center"/>
+            <w:tcW w:type="dxa" w:w="7767"/>
+            <w:vAlign w:val="top"/>
+            <w:shd w:fill="FFFFFF"/>
             <w:tcMar>
-              <w:top w:w="55" w:type="dxa"/>
-              <w:start w:w="70" w:type="dxa"/>
-              <w:bottom w:w="55" w:type="dxa"/>
-              <w:end w:w="70" w:type="dxa"/>
+              <w:top w:w="80" w:type="dxa"/>
+              <w:start w:w="95" w:type="dxa"/>
+              <w:bottom w:w="80" w:type="dxa"/>
+              <w:end w:w="95" w:type="dxa"/>
             </w:tcMar>
+            <w:tcBorders>
+              <w:top w:val="single" w:sz="4" w:color="B7BCC2"/>
+              <w:left w:val="single" w:sz="4" w:color="B7BCC2"/>
+              <w:bottom w:val="single" w:sz="4" w:color="B7BCC2"/>
+              <w:right w:val="single" w:sz="4" w:color="B7BCC2"/>
+            </w:tcBorders>
           </w:tcPr>
           <w:p>
             <w:pPr>
-              <w:spacing w:before="0" w:after="20" w:line="240" w:lineRule="auto"/>
+              <w:spacing w:before="0" w:after="22" w:line="245" w:lineRule="auto"/>
             </w:pPr>
             <w:r/>
             <w:r>
               <w:rPr>
-                <w:rFonts w:ascii="Arial" w:hAnsi="Arial" w:eastAsia="Arial"/>
+                <w:rFonts w:ascii="Arial" w:hAnsi="Arial" w:eastAsia="Arial" w:cs="Arial"/>
                 <w:b/>
-                <w:color w:val="1F4E78"/>
+                <w:color w:val="25282B"/>
                 <w:sz w:val="16"/>
               </w:rPr>
               <w:t>1. DERS SAATİ (40 dk)</w:t>
@@ -1438,12 +2161,13 @@
           </w:p>
           <w:p>
             <w:pPr>
-              <w:spacing w:before="0" w:after="0" w:line="240" w:lineRule="auto"/>
+              <w:spacing w:before="0" w:after="22" w:line="245" w:lineRule="auto"/>
             </w:pPr>
             <w:r>
               <w:rPr>
-                <w:rFonts w:ascii="Arial" w:hAnsi="Arial" w:eastAsia="Arial"/>
+                <w:rFonts w:ascii="Arial" w:hAnsi="Arial" w:eastAsia="Arial" w:cs="Arial"/>
                 <w:b w:val="0"/>
+                <w:color w:val="25282B"/>
                 <w:sz w:val="16"/>
               </w:rPr>
               <w:t>0–5 dk | Derse giriş ve sınıf düzeni: Kısa tanışmanın ardından bilişim sınıfı/laboratuvarında güvenli ve sorumlu kullanım için temel işleyiş hatırlatılır. Ardından “Bilişim teknolojisi deyince aklınıza ne geliyor?” sorusu ile beyin fırtınasına geçilir.</w:t>
@@ -1451,12 +2175,13 @@
           </w:p>
           <w:p>
             <w:pPr>
-              <w:spacing w:before="0" w:after="0" w:line="240" w:lineRule="auto"/>
+              <w:spacing w:before="0" w:after="22" w:line="245" w:lineRule="auto"/>
             </w:pPr>
             <w:r>
               <w:rPr>
-                <w:rFonts w:ascii="Arial" w:hAnsi="Arial" w:eastAsia="Arial"/>
+                <w:rFonts w:ascii="Arial" w:hAnsi="Arial" w:eastAsia="Arial" w:cs="Arial"/>
                 <w:b w:val="0"/>
+                <w:color w:val="25282B"/>
                 <w:sz w:val="16"/>
               </w:rPr>
               <w:t>5–15 dk | Kavramları belirleme: Öğrenci cevaplarından hareketle bilgi, iletişim, bilişim, teknoloji ve BİT kavramları örneklerle netleştirilir. Öğrenciler günlük yaşamlarından her kavrama bir örnek vermeye yönlendirilir.</w:t>
@@ -1464,12 +2189,13 @@
           </w:p>
           <w:p>
             <w:pPr>
-              <w:spacing w:before="0" w:after="0" w:line="240" w:lineRule="auto"/>
+              <w:spacing w:before="0" w:after="22" w:line="245" w:lineRule="auto"/>
             </w:pPr>
             <w:r>
               <w:rPr>
-                <w:rFonts w:ascii="Arial" w:hAnsi="Arial" w:eastAsia="Arial"/>
+                <w:rFonts w:ascii="Arial" w:hAnsi="Arial" w:eastAsia="Arial" w:cs="Arial"/>
                 <w:b w:val="0"/>
+                <w:color w:val="25282B"/>
                 <w:sz w:val="16"/>
               </w:rPr>
               <w:t>15–30 dk | Sınıflandırma etkinliği: Küçük gruplara akıllı telefon, bilgisayar, ATM, navigasyon, akıllı tahta, barkod okuyucu, sağlık izleme cihazı vb. görsel/kavram kartları dağıtılır. Gruplar önce kendi sınıflandırma ölçütlerini belirler, ardından kartları kullanım alanlarına göre gruplandırır. Her grup seçtiği ölçütü gerekçesiyle açıklar.</w:t>
@@ -1477,12 +2203,13 @@
           </w:p>
           <w:p>
             <w:pPr>
-              <w:spacing w:before="0" w:after="0" w:line="240" w:lineRule="auto"/>
+              <w:spacing w:before="0" w:after="22" w:line="245" w:lineRule="auto"/>
             </w:pPr>
             <w:r>
               <w:rPr>
-                <w:rFonts w:ascii="Arial" w:hAnsi="Arial" w:eastAsia="Arial"/>
+                <w:rFonts w:ascii="Arial" w:hAnsi="Arial" w:eastAsia="Arial" w:cs="Arial"/>
                 <w:b w:val="0"/>
+                <w:color w:val="25282B"/>
                 <w:sz w:val="16"/>
               </w:rPr>
               <w:t>30–40 dk | Paylaşım ve sorgulama: Grupların sınıflandırmaları karşılaştırılır. “Aynı araç birden fazla alanda kullanılabilir mi?”, “Sınıflandırma ölçütümüz değişirse gruplar da değişir mi?” sorularıyla öğrencilerin gerekçelerini açıklamaları sağlanır.</w:t>
@@ -1490,13 +2217,13 @@
           </w:p>
           <w:p>
             <w:pPr>
-              <w:spacing w:before="0" w:after="20" w:line="240" w:lineRule="auto"/>
+              <w:spacing w:before="0" w:after="22" w:line="245" w:lineRule="auto"/>
             </w:pPr>
             <w:r>
               <w:rPr>
-                <w:rFonts w:ascii="Arial" w:hAnsi="Arial" w:eastAsia="Arial"/>
+                <w:rFonts w:ascii="Arial" w:hAnsi="Arial" w:eastAsia="Arial" w:cs="Arial"/>
                 <w:b/>
-                <w:color w:val="1F4E78"/>
+                <w:color w:val="25282B"/>
                 <w:sz w:val="16"/>
               </w:rPr>
               <w:t>2. DERS SAATİ (40 dk)</w:t>
@@ -1504,12 +2231,13 @@
           </w:p>
           <w:p>
             <w:pPr>
-              <w:spacing w:before="0" w:after="0" w:line="240" w:lineRule="auto"/>
+              <w:spacing w:before="0" w:after="22" w:line="245" w:lineRule="auto"/>
             </w:pPr>
             <w:r>
               <w:rPr>
-                <w:rFonts w:ascii="Arial" w:hAnsi="Arial" w:eastAsia="Arial"/>
+                <w:rFonts w:ascii="Arial" w:hAnsi="Arial" w:eastAsia="Arial" w:cs="Arial"/>
                 <w:b w:val="0"/>
+                <w:color w:val="25282B"/>
                 <w:sz w:val="16"/>
               </w:rPr>
               <w:t>0–12 dk | Geçmiş–günümüz karşılaştırması: Daktilo–kelime işlemci, sabit telefon–akıllı telefon, teyp–dijital müzik uygulaması, eski bilgisayar–dizüstü bilgisayar gibi görsel çiftleri incelenir. Öğrenciler benzerlik ve farklılıkları kısa bir karşılaştırma tablosuna yazar.</w:t>
@@ -1517,12 +2245,13 @@
           </w:p>
           <w:p>
             <w:pPr>
-              <w:spacing w:before="0" w:after="0" w:line="240" w:lineRule="auto"/>
+              <w:spacing w:before="0" w:after="22" w:line="245" w:lineRule="auto"/>
             </w:pPr>
             <w:r>
               <w:rPr>
-                <w:rFonts w:ascii="Arial" w:hAnsi="Arial" w:eastAsia="Arial"/>
+                <w:rFonts w:ascii="Arial" w:hAnsi="Arial" w:eastAsia="Arial" w:cs="Arial"/>
                 <w:b w:val="0"/>
+                <w:color w:val="25282B"/>
                 <w:sz w:val="16"/>
               </w:rPr>
               <w:t>12–25 dk | İlişkilendirme: Gruplar seçtikleri bir teknoloji için “Ne işe yarıyor?”, “Geçmişte nasıl yapılıyordu?”, “Bugün ne değişti?”, “Hangi kullanım alanına giriyor?” sorularını yanıtlar ve sınıfa kısa sunum yapar. Diğer öğrenciler en az bir soru yöneltir.</w:t>
@@ -1530,12 +2259,13 @@
           </w:p>
           <w:p>
             <w:pPr>
-              <w:spacing w:before="0" w:after="0" w:line="240" w:lineRule="auto"/>
+              <w:spacing w:before="0" w:after="22" w:line="245" w:lineRule="auto"/>
             </w:pPr>
             <w:r>
               <w:rPr>
-                <w:rFonts w:ascii="Arial" w:hAnsi="Arial" w:eastAsia="Arial"/>
+                <w:rFonts w:ascii="Arial" w:hAnsi="Arial" w:eastAsia="Arial" w:cs="Arial"/>
                 <w:b w:val="0"/>
+                <w:color w:val="25282B"/>
                 <w:sz w:val="16"/>
               </w:rPr>
               <w:t>25–35 dk | Ortak sonuç: Sınıfça bilişim teknolojilerinin iletişimi ve bilgiye erişimi hızlandırma, işleri kolaylaştırma, verimliliği artırma gibi genel katkıları üzerinde konuşulur. Öğretmen eksik veya hatalı sınıflandırmaları gerekçeleriyle birlikte düzeltir.</w:t>
@@ -1543,12 +2273,13 @@
           </w:p>
           <w:p>
             <w:pPr>
-              <w:spacing w:before="0" w:after="0" w:line="240" w:lineRule="auto"/>
+              <w:spacing w:before="0" w:after="22" w:line="245" w:lineRule="auto"/>
             </w:pPr>
             <w:r>
               <w:rPr>
-                <w:rFonts w:ascii="Arial" w:hAnsi="Arial" w:eastAsia="Arial"/>
+                <w:rFonts w:ascii="Arial" w:hAnsi="Arial" w:eastAsia="Arial" w:cs="Arial"/>
                 <w:b w:val="0"/>
+                <w:color w:val="25282B"/>
                 <w:sz w:val="16"/>
               </w:rPr>
               <w:t>35–40 dk | Çıkış bileti: Öğrenci; (1) bir temel kavramı kendi cümlesiyle açıklar, (2) geçmiş ve günümüzden bir teknoloji çiftinin bir benzerlik ve bir farkını yazar, (3) verilen bir bilişim teknolojisini kullanım alanına göre sınıflandırır.</w:t>
@@ -1562,25 +2293,32 @@
         </w:trPr>
         <w:tc>
           <w:tcPr>
-            <w:tcW w:type="dxa" w:w="2438"/>
-            <w:vAlign w:val="center"/>
+            <w:tcW w:type="dxa" w:w="2466"/>
+            <w:vAlign w:val="top"/>
+            <w:shd w:fill="F1F2F3"/>
             <w:tcMar>
-              <w:top w:w="55" w:type="dxa"/>
-              <w:start w:w="70" w:type="dxa"/>
-              <w:bottom w:w="55" w:type="dxa"/>
-              <w:end w:w="70" w:type="dxa"/>
+              <w:top w:w="80" w:type="dxa"/>
+              <w:start w:w="95" w:type="dxa"/>
+              <w:bottom w:w="80" w:type="dxa"/>
+              <w:end w:w="95" w:type="dxa"/>
             </w:tcMar>
-            <w:shd w:fill="D9EAF7"/>
+            <w:tcBorders>
+              <w:top w:val="single" w:sz="4" w:color="B7BCC2"/>
+              <w:left w:val="single" w:sz="4" w:color="B7BCC2"/>
+              <w:bottom w:val="single" w:sz="4" w:color="B7BCC2"/>
+              <w:right w:val="single" w:sz="4" w:color="B7BCC2"/>
+            </w:tcBorders>
           </w:tcPr>
           <w:p>
             <w:pPr>
-              <w:spacing w:after="0" w:before="0" w:line="240" w:lineRule="auto"/>
+              <w:spacing w:before="0" w:after="0" w:line="245" w:lineRule="auto"/>
             </w:pPr>
             <w:r/>
             <w:r>
               <w:rPr>
-                <w:rFonts w:ascii="Arial" w:hAnsi="Arial" w:eastAsia="Arial"/>
+                <w:rFonts w:ascii="Arial" w:hAnsi="Arial" w:eastAsia="Arial" w:cs="Arial"/>
                 <w:b/>
+                <w:color w:val="25282B"/>
                 <w:sz w:val="17"/>
               </w:rPr>
               <w:t>Farklılaştırma – Destekleme</w:t>
@@ -1589,24 +2327,32 @@
         </w:tc>
         <w:tc>
           <w:tcPr>
-            <w:tcW w:type="dxa" w:w="8561"/>
-            <w:vAlign w:val="center"/>
+            <w:tcW w:type="dxa" w:w="7767"/>
+            <w:vAlign w:val="top"/>
+            <w:shd w:fill="FFFFFF"/>
             <w:tcMar>
-              <w:top w:w="55" w:type="dxa"/>
-              <w:start w:w="70" w:type="dxa"/>
-              <w:bottom w:w="55" w:type="dxa"/>
-              <w:end w:w="70" w:type="dxa"/>
+              <w:top w:w="80" w:type="dxa"/>
+              <w:start w:w="95" w:type="dxa"/>
+              <w:bottom w:w="80" w:type="dxa"/>
+              <w:end w:w="95" w:type="dxa"/>
             </w:tcMar>
+            <w:tcBorders>
+              <w:top w:val="single" w:sz="4" w:color="B7BCC2"/>
+              <w:left w:val="single" w:sz="4" w:color="B7BCC2"/>
+              <w:bottom w:val="single" w:sz="4" w:color="B7BCC2"/>
+              <w:right w:val="single" w:sz="4" w:color="B7BCC2"/>
+            </w:tcBorders>
           </w:tcPr>
           <w:p>
             <w:pPr>
-              <w:spacing w:after="0" w:before="0" w:line="240" w:lineRule="auto"/>
+              <w:spacing w:before="0" w:after="0" w:line="245" w:lineRule="auto"/>
             </w:pPr>
             <w:r/>
             <w:r>
               <w:rPr>
-                <w:rFonts w:ascii="Arial" w:hAnsi="Arial" w:eastAsia="Arial"/>
+                <w:rFonts w:ascii="Arial" w:hAnsi="Arial" w:eastAsia="Arial" w:cs="Arial"/>
                 <w:b w:val="0"/>
+                <w:color w:val="25282B"/>
                 <w:sz w:val="17"/>
               </w:rPr>
               <w:t>Bilişim, teknoloji, bilgi, iletişim ve BİT kavramları için görsel destekli kavram kartları kullanılır. Sınıflandırmada zorlanan öğrencilere “iletişim, eğitim, sağlık, eğlence, ulaşım” gibi hazır kategori başlıkları verilebilir; daha az sayıda kartla çalışmaları sağlanabilir. Grup içinde akran desteği ve öğretmenin yönlendirici soruları kullanılır. Eski-yeni teknoloji karşılaştırmasında sözel anlatım yerine görsel eşleştirme seçeneği sunulabilir.</w:t>
@@ -1620,25 +2366,32 @@
         </w:trPr>
         <w:tc>
           <w:tcPr>
-            <w:tcW w:type="dxa" w:w="2438"/>
-            <w:vAlign w:val="center"/>
+            <w:tcW w:type="dxa" w:w="2466"/>
+            <w:vAlign w:val="top"/>
+            <w:shd w:fill="F1F2F3"/>
             <w:tcMar>
-              <w:top w:w="55" w:type="dxa"/>
-              <w:start w:w="70" w:type="dxa"/>
-              <w:bottom w:w="55" w:type="dxa"/>
-              <w:end w:w="70" w:type="dxa"/>
+              <w:top w:w="80" w:type="dxa"/>
+              <w:start w:w="95" w:type="dxa"/>
+              <w:bottom w:w="80" w:type="dxa"/>
+              <w:end w:w="95" w:type="dxa"/>
             </w:tcMar>
-            <w:shd w:fill="D9EAF7"/>
+            <w:tcBorders>
+              <w:top w:val="single" w:sz="4" w:color="B7BCC2"/>
+              <w:left w:val="single" w:sz="4" w:color="B7BCC2"/>
+              <w:bottom w:val="single" w:sz="4" w:color="B7BCC2"/>
+              <w:right w:val="single" w:sz="4" w:color="B7BCC2"/>
+            </w:tcBorders>
           </w:tcPr>
           <w:p>
             <w:pPr>
-              <w:spacing w:after="0" w:before="0" w:line="240" w:lineRule="auto"/>
+              <w:spacing w:before="0" w:after="0" w:line="245" w:lineRule="auto"/>
             </w:pPr>
             <w:r/>
             <w:r>
               <w:rPr>
-                <w:rFonts w:ascii="Arial" w:hAnsi="Arial" w:eastAsia="Arial"/>
+                <w:rFonts w:ascii="Arial" w:hAnsi="Arial" w:eastAsia="Arial" w:cs="Arial"/>
                 <w:b/>
+                <w:color w:val="25282B"/>
                 <w:sz w:val="17"/>
               </w:rPr>
               <w:t>Farklılaştırma – Zenginleştirme</w:t>
@@ -1647,24 +2400,32 @@
         </w:tc>
         <w:tc>
           <w:tcPr>
-            <w:tcW w:type="dxa" w:w="8561"/>
-            <w:vAlign w:val="center"/>
+            <w:tcW w:type="dxa" w:w="7767"/>
+            <w:vAlign w:val="top"/>
+            <w:shd w:fill="FFFFFF"/>
             <w:tcMar>
-              <w:top w:w="55" w:type="dxa"/>
-              <w:start w:w="70" w:type="dxa"/>
-              <w:bottom w:w="55" w:type="dxa"/>
-              <w:end w:w="70" w:type="dxa"/>
+              <w:top w:w="80" w:type="dxa"/>
+              <w:start w:w="95" w:type="dxa"/>
+              <w:bottom w:w="80" w:type="dxa"/>
+              <w:end w:w="95" w:type="dxa"/>
             </w:tcMar>
+            <w:tcBorders>
+              <w:top w:val="single" w:sz="4" w:color="B7BCC2"/>
+              <w:left w:val="single" w:sz="4" w:color="B7BCC2"/>
+              <w:bottom w:val="single" w:sz="4" w:color="B7BCC2"/>
+              <w:right w:val="single" w:sz="4" w:color="B7BCC2"/>
+            </w:tcBorders>
           </w:tcPr>
           <w:p>
             <w:pPr>
-              <w:spacing w:after="0" w:before="0" w:line="240" w:lineRule="auto"/>
+              <w:spacing w:before="0" w:after="0" w:line="245" w:lineRule="auto"/>
             </w:pPr>
             <w:r/>
             <w:r>
               <w:rPr>
-                <w:rFonts w:ascii="Arial" w:hAnsi="Arial" w:eastAsia="Arial"/>
+                <w:rFonts w:ascii="Arial" w:hAnsi="Arial" w:eastAsia="Arial" w:cs="Arial"/>
                 <w:b w:val="0"/>
+                <w:color w:val="25282B"/>
                 <w:sz w:val="17"/>
               </w:rPr>
               <w:t>Görevi erken tamamlayan veya daha ileri düzeyde çalışabilecek öğrencilerden seçtikleri bir teknolojinin geçmişten bugüne değişimini 3-4 aşamalı mini zaman çizelgesiyle göstermeleri ve değişmeyen/değişen özellikleri açıklamaları istenir. İsteğe bağlı olarak aile büyüklerinden geçmişte kullanılan bir bilişim teknolojisine ilişkin kısa bilgi toplayıp sonraki derste sınıfla paylaşabilirler.</w:t>
@@ -1675,14 +2436,10 @@
     </w:tbl>
     <w:p>
       <w:pPr>
-        <w:pStyle w:val="SectionHead"/>
-        <w:jc w:val="left"/>
+        <w:widowControl/>
       </w:pPr>
       <w:r>
-        <w:rPr>
-          <w:color w:val="1F4E78"/>
-        </w:rPr>
-        <w:t>IV. BÖLÜM: ÖLÇME VE DEĞERLENDİRME / ÖĞRENME KANITLARI</w:t>
+        <w:br w:type="page"/>
       </w:r>
     </w:p>
     <w:tbl>
@@ -1691,42 +2448,83 @@
         <w:jc w:val="center"/>
         <w:tblLayout w:type="fixed"/>
         <w:tblLook w:firstColumn="1" w:firstRow="1" w:lastColumn="0" w:lastRow="0" w:noHBand="0" w:noVBand="1" w:val="04A0"/>
-        <w:tblBorders>
-          <w:top w:val="single" w:sz="5" w:color="7F8C8D"/>
-          <w:left w:val="single" w:sz="5" w:color="7F8C8D"/>
-          <w:bottom w:val="single" w:sz="5" w:color="7F8C8D"/>
-          <w:right w:val="single" w:sz="5" w:color="7F8C8D"/>
-          <w:insideH w:val="single" w:sz="5" w:color="7F8C8D"/>
-          <w:insideV w:val="single" w:sz="5" w:color="7F8C8D"/>
-        </w:tblBorders>
       </w:tblPr>
       <w:tblGrid>
-        <w:gridCol w:w="10546"/>
+        <w:gridCol w:w="10234"/>
       </w:tblGrid>
       <w:tr>
-        <w:trPr>
-          <w:cantSplit/>
-        </w:trPr>
         <w:tc>
           <w:tcPr>
-            <w:tcW w:type="dxa" w:w="10998"/>
-            <w:vAlign w:val="center"/>
+            <w:tcW w:type="dxa" w:w="10234"/>
+            <w:shd w:fill="D9D9D9"/>
             <w:tcMar>
-              <w:top w:w="55" w:type="dxa"/>
-              <w:start w:w="70" w:type="dxa"/>
-              <w:bottom w:w="55" w:type="dxa"/>
-              <w:end w:w="70" w:type="dxa"/>
+              <w:top w:w="65" w:type="dxa"/>
+              <w:start w:w="100" w:type="dxa"/>
+              <w:bottom w:w="65" w:type="dxa"/>
+              <w:end w:w="100" w:type="dxa"/>
             </w:tcMar>
+            <w:tcBorders>
+              <w:top w:val="single" w:sz="5" w:color="8F949A"/>
+              <w:left w:val="single" w:sz="5" w:color="8F949A"/>
+              <w:bottom w:val="single" w:sz="5" w:color="8F949A"/>
+              <w:right w:val="single" w:sz="5" w:color="8F949A"/>
+            </w:tcBorders>
           </w:tcPr>
           <w:p>
             <w:pPr>
-              <w:spacing w:after="0" w:before="0" w:line="240" w:lineRule="auto"/>
+              <w:spacing w:after="0"/>
+            </w:pPr>
+            <w:r>
+              <w:rPr>
+                <w:rFonts w:ascii="Arial" w:hAnsi="Arial" w:eastAsia="Arial" w:cs="Arial"/>
+                <w:b/>
+                <w:color w:val="25282B"/>
+                <w:sz w:val="18"/>
+              </w:rPr>
+              <w:t>IV. BÖLÜM: ÖLÇME VE DEĞERLENDİRME / ÖĞRENME KANITLARI</w:t>
+            </w:r>
+          </w:p>
+        </w:tc>
+      </w:tr>
+    </w:tbl>
+    <w:tbl>
+      <w:tblPr>
+        <w:tblW w:type="auto" w:w="0"/>
+        <w:jc w:val="center"/>
+        <w:tblLayout w:type="fixed"/>
+        <w:tblLook w:firstColumn="1" w:firstRow="1" w:lastColumn="0" w:lastRow="0" w:noHBand="0" w:noVBand="1" w:val="04A0"/>
+      </w:tblPr>
+      <w:tblGrid>
+        <w:gridCol w:w="10234"/>
+      </w:tblGrid>
+      <w:tr>
+        <w:tc>
+          <w:tcPr>
+            <w:tcW w:type="dxa" w:w="10234"/>
+            <w:shd w:fill="FFFFFF"/>
+            <w:tcMar>
+              <w:top w:w="90" w:type="dxa"/>
+              <w:start w:w="105" w:type="dxa"/>
+              <w:bottom w:w="90" w:type="dxa"/>
+              <w:end w:w="105" w:type="dxa"/>
+            </w:tcMar>
+            <w:tcBorders>
+              <w:top w:val="single" w:sz="4" w:color="B7BCC2"/>
+              <w:left w:val="single" w:sz="4" w:color="B7BCC2"/>
+              <w:bottom w:val="single" w:sz="4" w:color="B7BCC2"/>
+              <w:right w:val="single" w:sz="4" w:color="B7BCC2"/>
+            </w:tcBorders>
+          </w:tcPr>
+          <w:p>
+            <w:pPr>
+              <w:spacing w:before="0" w:after="0" w:line="245" w:lineRule="auto"/>
             </w:pPr>
             <w:r/>
             <w:r>
               <w:rPr>
-                <w:rFonts w:ascii="Arial" w:hAnsi="Arial" w:eastAsia="Arial"/>
+                <w:rFonts w:ascii="Arial" w:hAnsi="Arial" w:eastAsia="Arial" w:cs="Arial"/>
                 <w:b w:val="0"/>
+                <w:color w:val="25282B"/>
                 <w:sz w:val="17"/>
               </w:rPr>
               <w:t>Ön değerlendirme: Beyin fırtınası sırasında öğrencilerin kavram ve örnekleri gözlenir. Süreç değerlendirme: Grup çalışmasında kavramları doğru kullanma, sınıflandırma ölçütü oluşturma, gerekçe sunma, iş birliği ve soru sorma davranışları kısa gözlem formuyla izlenir. Ürün/performans: Sınıflandırma kartları ve geçmiş–günümüz karşılaştırma çalışması; “kavramsal doğruluk, uygun sınıflandırma, benzerlik-farklılık ilişkisi ve açıklama gerekçesi” ölçütlerinden oluşan kısa bir dereceli puanlama anahtarıyla değerlendirilebilir. Ders sonu: 3 maddelik çıkış biletiyle BTY.5.1.1’in a-b-c süreç bileşenlerine ilişkin hızlı geri bildirim alınır. Teknolojik imkân varsa aynı amaçla kısa bir Web 2.0/e-içerik eşleştirme etkinliği kullanılabilir.</w:t>
@@ -1737,15 +2535,9 @@
     </w:tbl>
     <w:p>
       <w:pPr>
-        <w:pStyle w:val="SectionHead"/>
-        <w:jc w:val="left"/>
+        <w:widowControl/>
+        <w:spacing w:after="0"/>
       </w:pPr>
-      <w:r>
-        <w:rPr>
-          <w:color w:val="1F4E78"/>
-        </w:rPr>
-        <w:t>V. BÖLÜM: DERSİN DİĞER DERSLERLE İLİŞKİSİ</w:t>
-      </w:r>
     </w:p>
     <w:tbl>
       <w:tblPr>
@@ -1753,42 +2545,83 @@
         <w:jc w:val="center"/>
         <w:tblLayout w:type="fixed"/>
         <w:tblLook w:firstColumn="1" w:firstRow="1" w:lastColumn="0" w:lastRow="0" w:noHBand="0" w:noVBand="1" w:val="04A0"/>
-        <w:tblBorders>
-          <w:top w:val="single" w:sz="5" w:color="7F8C8D"/>
-          <w:left w:val="single" w:sz="5" w:color="7F8C8D"/>
-          <w:bottom w:val="single" w:sz="5" w:color="7F8C8D"/>
-          <w:right w:val="single" w:sz="5" w:color="7F8C8D"/>
-          <w:insideH w:val="single" w:sz="5" w:color="7F8C8D"/>
-          <w:insideV w:val="single" w:sz="5" w:color="7F8C8D"/>
-        </w:tblBorders>
       </w:tblPr>
       <w:tblGrid>
-        <w:gridCol w:w="10546"/>
+        <w:gridCol w:w="10234"/>
       </w:tblGrid>
       <w:tr>
-        <w:trPr>
-          <w:cantSplit/>
-        </w:trPr>
         <w:tc>
           <w:tcPr>
-            <w:tcW w:type="dxa" w:w="10998"/>
-            <w:vAlign w:val="center"/>
+            <w:tcW w:type="dxa" w:w="10234"/>
+            <w:shd w:fill="D9D9D9"/>
             <w:tcMar>
-              <w:top w:w="55" w:type="dxa"/>
-              <w:start w:w="70" w:type="dxa"/>
-              <w:bottom w:w="55" w:type="dxa"/>
-              <w:end w:w="70" w:type="dxa"/>
+              <w:top w:w="65" w:type="dxa"/>
+              <w:start w:w="100" w:type="dxa"/>
+              <w:bottom w:w="65" w:type="dxa"/>
+              <w:end w:w="100" w:type="dxa"/>
             </w:tcMar>
+            <w:tcBorders>
+              <w:top w:val="single" w:sz="5" w:color="8F949A"/>
+              <w:left w:val="single" w:sz="5" w:color="8F949A"/>
+              <w:bottom w:val="single" w:sz="5" w:color="8F949A"/>
+              <w:right w:val="single" w:sz="5" w:color="8F949A"/>
+            </w:tcBorders>
           </w:tcPr>
           <w:p>
             <w:pPr>
-              <w:spacing w:after="0" w:before="0" w:line="240" w:lineRule="auto"/>
+              <w:spacing w:after="0"/>
+            </w:pPr>
+            <w:r>
+              <w:rPr>
+                <w:rFonts w:ascii="Arial" w:hAnsi="Arial" w:eastAsia="Arial" w:cs="Arial"/>
+                <w:b/>
+                <w:color w:val="25282B"/>
+                <w:sz w:val="18"/>
+              </w:rPr>
+              <w:t>V. BÖLÜM: DERSİN DİĞER DERSLERLE İLİŞKİSİ</w:t>
+            </w:r>
+          </w:p>
+        </w:tc>
+      </w:tr>
+    </w:tbl>
+    <w:tbl>
+      <w:tblPr>
+        <w:tblW w:type="auto" w:w="0"/>
+        <w:jc w:val="center"/>
+        <w:tblLayout w:type="fixed"/>
+        <w:tblLook w:firstColumn="1" w:firstRow="1" w:lastColumn="0" w:lastRow="0" w:noHBand="0" w:noVBand="1" w:val="04A0"/>
+      </w:tblPr>
+      <w:tblGrid>
+        <w:gridCol w:w="10234"/>
+      </w:tblGrid>
+      <w:tr>
+        <w:tc>
+          <w:tcPr>
+            <w:tcW w:type="dxa" w:w="10234"/>
+            <w:shd w:fill="FFFFFF"/>
+            <w:tcMar>
+              <w:top w:w="85" w:type="dxa"/>
+              <w:start w:w="105" w:type="dxa"/>
+              <w:bottom w:w="85" w:type="dxa"/>
+              <w:end w:w="105" w:type="dxa"/>
+            </w:tcMar>
+            <w:tcBorders>
+              <w:top w:val="single" w:sz="4" w:color="B7BCC2"/>
+              <w:left w:val="single" w:sz="4" w:color="B7BCC2"/>
+              <w:bottom w:val="single" w:sz="4" w:color="B7BCC2"/>
+              <w:right w:val="single" w:sz="4" w:color="B7BCC2"/>
+            </w:tcBorders>
+          </w:tcPr>
+          <w:p>
+            <w:pPr>
+              <w:spacing w:before="0" w:after="0" w:line="245" w:lineRule="auto"/>
             </w:pPr>
             <w:r/>
             <w:r>
               <w:rPr>
-                <w:rFonts w:ascii="Arial" w:hAnsi="Arial" w:eastAsia="Arial"/>
+                <w:rFonts w:ascii="Arial" w:hAnsi="Arial" w:eastAsia="Arial" w:cs="Arial"/>
                 <w:b w:val="0"/>
+                <w:color w:val="25282B"/>
                 <w:sz w:val="17"/>
               </w:rPr>
               <w:t>—  (TYMM 5. sınıf BTY 1. tema sayfasında bu tema için disiplinler arası ilişki ayrıca belirtilmemiştir.)</w:t>
@@ -1799,15 +2632,9 @@
     </w:tbl>
     <w:p>
       <w:pPr>
-        <w:pStyle w:val="SectionHead"/>
-        <w:jc w:val="left"/>
+        <w:widowControl/>
+        <w:spacing w:after="0"/>
       </w:pPr>
-      <w:r>
-        <w:rPr>
-          <w:color w:val="1F4E78"/>
-        </w:rPr>
-        <w:t>VI. BÖLÜM: PLANIN UYGULANMASIYLA İLGİLİ DİĞER AÇIKLAMALAR</w:t>
-      </w:r>
     </w:p>
     <w:tbl>
       <w:tblPr>
@@ -1815,18 +2642,55 @@
         <w:jc w:val="center"/>
         <w:tblLayout w:type="fixed"/>
         <w:tblLook w:firstColumn="1" w:firstRow="1" w:lastColumn="0" w:lastRow="0" w:noHBand="0" w:noVBand="1" w:val="04A0"/>
-        <w:tblBorders>
-          <w:top w:val="single" w:sz="5" w:color="7F8C8D"/>
-          <w:left w:val="single" w:sz="5" w:color="7F8C8D"/>
-          <w:bottom w:val="single" w:sz="5" w:color="7F8C8D"/>
-          <w:right w:val="single" w:sz="5" w:color="7F8C8D"/>
-          <w:insideH w:val="single" w:sz="5" w:color="7F8C8D"/>
-          <w:insideV w:val="single" w:sz="5" w:color="7F8C8D"/>
-        </w:tblBorders>
       </w:tblPr>
       <w:tblGrid>
-        <w:gridCol w:w="5273"/>
-        <w:gridCol w:w="5273"/>
+        <w:gridCol w:w="10234"/>
+      </w:tblGrid>
+      <w:tr>
+        <w:tc>
+          <w:tcPr>
+            <w:tcW w:type="dxa" w:w="10234"/>
+            <w:shd w:fill="D9D9D9"/>
+            <w:tcMar>
+              <w:top w:w="65" w:type="dxa"/>
+              <w:start w:w="100" w:type="dxa"/>
+              <w:bottom w:w="65" w:type="dxa"/>
+              <w:end w:w="100" w:type="dxa"/>
+            </w:tcMar>
+            <w:tcBorders>
+              <w:top w:val="single" w:sz="5" w:color="8F949A"/>
+              <w:left w:val="single" w:sz="5" w:color="8F949A"/>
+              <w:bottom w:val="single" w:sz="5" w:color="8F949A"/>
+              <w:right w:val="single" w:sz="5" w:color="8F949A"/>
+            </w:tcBorders>
+          </w:tcPr>
+          <w:p>
+            <w:pPr>
+              <w:spacing w:after="0"/>
+            </w:pPr>
+            <w:r>
+              <w:rPr>
+                <w:rFonts w:ascii="Arial" w:hAnsi="Arial" w:eastAsia="Arial" w:cs="Arial"/>
+                <w:b/>
+                <w:color w:val="25282B"/>
+                <w:sz w:val="18"/>
+              </w:rPr>
+              <w:t>VI. BÖLÜM: PLANIN UYGULANMASIYLA İLGİLİ DİĞER AÇIKLAMALAR</w:t>
+            </w:r>
+          </w:p>
+        </w:tc>
+      </w:tr>
+    </w:tbl>
+    <w:tbl>
+      <w:tblPr>
+        <w:tblW w:type="auto" w:w="0"/>
+        <w:jc w:val="center"/>
+        <w:tblLayout w:type="fixed"/>
+        <w:tblLook w:firstColumn="1" w:firstRow="1" w:lastColumn="0" w:lastRow="0" w:noHBand="0" w:noVBand="1" w:val="04A0"/>
+      </w:tblPr>
+      <w:tblGrid>
+        <w:gridCol w:w="2523"/>
+        <w:gridCol w:w="7711"/>
       </w:tblGrid>
       <w:tr>
         <w:trPr>
@@ -1834,25 +2698,32 @@
         </w:trPr>
         <w:tc>
           <w:tcPr>
-            <w:tcW w:type="dxa" w:w="2438"/>
-            <w:vAlign w:val="center"/>
+            <w:tcW w:type="dxa" w:w="2523"/>
+            <w:vAlign w:val="top"/>
+            <w:shd w:fill="F1F2F3"/>
             <w:tcMar>
-              <w:top w:w="55" w:type="dxa"/>
-              <w:start w:w="70" w:type="dxa"/>
-              <w:bottom w:w="55" w:type="dxa"/>
-              <w:end w:w="70" w:type="dxa"/>
+              <w:top w:w="72" w:type="dxa"/>
+              <w:start w:w="95" w:type="dxa"/>
+              <w:bottom w:w="72" w:type="dxa"/>
+              <w:end w:w="95" w:type="dxa"/>
             </w:tcMar>
-            <w:shd w:fill="D9EAF7"/>
+            <w:tcBorders>
+              <w:top w:val="single" w:sz="4" w:color="B7BCC2"/>
+              <w:left w:val="single" w:sz="4" w:color="B7BCC2"/>
+              <w:bottom w:val="single" w:sz="4" w:color="B7BCC2"/>
+              <w:right w:val="single" w:sz="4" w:color="B7BCC2"/>
+            </w:tcBorders>
           </w:tcPr>
           <w:p>
             <w:pPr>
-              <w:spacing w:after="0" w:before="0" w:line="240" w:lineRule="auto"/>
+              <w:spacing w:before="0" w:after="0" w:line="245" w:lineRule="auto"/>
             </w:pPr>
             <w:r/>
             <w:r>
               <w:rPr>
-                <w:rFonts w:ascii="Arial" w:hAnsi="Arial" w:eastAsia="Arial"/>
+                <w:rFonts w:ascii="Arial" w:hAnsi="Arial" w:eastAsia="Arial" w:cs="Arial"/>
                 <w:b/>
+                <w:color w:val="25282B"/>
                 <w:sz w:val="17"/>
               </w:rPr>
               <w:t>Uygulama Notları</w:t>
@@ -1861,24 +2732,32 @@
         </w:tc>
         <w:tc>
           <w:tcPr>
-            <w:tcW w:type="dxa" w:w="8561"/>
-            <w:vAlign w:val="center"/>
+            <w:tcW w:type="dxa" w:w="7711"/>
+            <w:vAlign w:val="top"/>
+            <w:shd w:fill="FFFFFF"/>
             <w:tcMar>
-              <w:top w:w="55" w:type="dxa"/>
-              <w:start w:w="70" w:type="dxa"/>
-              <w:bottom w:w="55" w:type="dxa"/>
-              <w:end w:w="70" w:type="dxa"/>
+              <w:top w:w="72" w:type="dxa"/>
+              <w:start w:w="95" w:type="dxa"/>
+              <w:bottom w:w="72" w:type="dxa"/>
+              <w:end w:w="95" w:type="dxa"/>
             </w:tcMar>
+            <w:tcBorders>
+              <w:top w:val="single" w:sz="4" w:color="B7BCC2"/>
+              <w:left w:val="single" w:sz="4" w:color="B7BCC2"/>
+              <w:bottom w:val="single" w:sz="4" w:color="B7BCC2"/>
+              <w:right w:val="single" w:sz="4" w:color="B7BCC2"/>
+            </w:tcBorders>
           </w:tcPr>
           <w:p>
             <w:pPr>
-              <w:spacing w:after="0" w:before="0" w:line="240" w:lineRule="auto"/>
+              <w:spacing w:before="0" w:after="0" w:line="245" w:lineRule="auto"/>
             </w:pPr>
             <w:r/>
             <w:r>
               <w:rPr>
-                <w:rFonts w:ascii="Arial" w:hAnsi="Arial" w:eastAsia="Arial"/>
+                <w:rFonts w:ascii="Arial" w:hAnsi="Arial" w:eastAsia="Arial" w:cs="Arial"/>
                 <w:b w:val="0"/>
+                <w:color w:val="25282B"/>
                 <w:sz w:val="17"/>
               </w:rPr>
               <w:t>İlk hafta olması nedeniyle bilişim sınıfı/laboratuvarı kullanım ilkelerine kısa süre ayrılır; bu bölüm kazanımdan bağımsız bir anlatıma dönüştürülmez. Etkileşimli tahta veya bilgisayar erişimi yoksa aynı etkinlikler basılı görsel ve kartlarla yürütülebilir. Ders sonunda öğretmen, bir sonraki uygulama için öğrencilerin kavram yanılgılarını ve sınıflandırmada zorlandıkları noktaları kısa notlarla kaydeder.</w:t>
@@ -1889,17 +2768,9 @@
     </w:tbl>
     <w:p>
       <w:pPr>
-        <w:spacing w:before="100" w:after="0"/>
-        <w:jc w:val="center"/>
+        <w:widowControl/>
+        <w:spacing w:after="20"/>
       </w:pPr>
-      <w:r>
-        <w:rPr>
-          <w:rFonts w:ascii="Arial" w:hAnsi="Arial"/>
-          <w:b/>
-          <w:sz w:val="18"/>
-        </w:rPr>
-        <w:t>Uygundur</w:t>
-      </w:r>
     </w:p>
     <w:tbl>
       <w:tblPr>
@@ -1909,164 +2780,207 @@
         <w:tblLook w:firstColumn="1" w:firstRow="1" w:lastColumn="0" w:lastRow="0" w:noHBand="0" w:noVBand="1" w:val="04A0"/>
       </w:tblPr>
       <w:tblGrid>
-        <w:gridCol w:w="5273"/>
-        <w:gridCol w:w="5273"/>
+        <w:gridCol w:w="5103"/>
+        <w:gridCol w:w="5131"/>
       </w:tblGrid>
       <w:tr>
-        <w:trPr>
-          <w:cantSplit/>
-        </w:trPr>
         <w:tc>
           <w:tcPr>
-            <w:tcW w:type="dxa" w:w="5499"/>
+            <w:tcW w:type="dxa" w:w="5103"/>
+            <w:shd w:fill="FFFFFF"/>
             <w:tcMar>
-              <w:top w:w="40" w:type="dxa"/>
-              <w:start w:w="40" w:type="dxa"/>
-              <w:bottom w:w="40" w:type="dxa"/>
-              <w:end w:w="40" w:type="dxa"/>
+              <w:top w:w="140" w:type="dxa"/>
+              <w:start w:w="100" w:type="dxa"/>
+              <w:bottom w:w="30" w:type="dxa"/>
+              <w:end w:w="100" w:type="dxa"/>
             </w:tcMar>
             <w:tcBorders>
               <w:top w:val="nil"/>
               <w:left w:val="nil"/>
               <w:bottom w:val="nil"/>
               <w:right w:val="nil"/>
-              <w:insideH w:val="nil"/>
-              <w:insideV w:val="nil"/>
             </w:tcBorders>
           </w:tcPr>
           <w:p>
             <w:pPr>
-              <w:spacing w:after="0" w:before="0" w:line="240" w:lineRule="auto"/>
+              <w:spacing w:after="0"/>
               <w:jc w:val="center"/>
             </w:pPr>
             <w:r/>
             <w:r>
               <w:rPr>
-                <w:rFonts w:ascii="Arial" w:hAnsi="Arial" w:eastAsia="Arial"/>
+                <w:rFonts w:ascii="Arial" w:hAnsi="Arial" w:eastAsia="Arial" w:cs="Arial"/>
                 <w:b/>
+                <w:color w:val="25282B"/>
                 <w:sz w:val="17"/>
               </w:rPr>
               <w:t>Bilgisayar ve Öğretim Teknolojileri Öğretmeni</w:t>
             </w:r>
           </w:p>
+          <w:p>
+            <w:pPr>
+              <w:spacing w:after="0"/>
+              <w:jc w:val="center"/>
+            </w:pPr>
+            <w:r>
+              <w:rPr>
+                <w:rFonts w:ascii="Arial" w:hAnsi="Arial" w:eastAsia="Arial" w:cs="Arial"/>
+                <w:b w:val="0"/>
+                <w:color w:val="25282B"/>
+                <w:sz w:val="16"/>
+              </w:rPr>
+              <w:t>Ad Soyad: ........................................</w:t>
+            </w:r>
+          </w:p>
+          <w:p>
+            <w:pPr>
+              <w:spacing w:after="0"/>
+              <w:jc w:val="center"/>
+            </w:pPr>
+            <w:r>
+              <w:rPr>
+                <w:rFonts w:ascii="Arial" w:hAnsi="Arial" w:eastAsia="Arial" w:cs="Arial"/>
+                <w:b w:val="0"/>
+                <w:color w:val="25282B"/>
+                <w:sz w:val="16"/>
+              </w:rPr>
+              <w:t>İmza: ................................................</w:t>
+            </w:r>
+          </w:p>
         </w:tc>
         <w:tc>
           <w:tcPr>
-            <w:tcW w:type="dxa" w:w="5499"/>
+            <w:tcW w:type="dxa" w:w="5131"/>
+            <w:shd w:fill="FFFFFF"/>
             <w:tcMar>
-              <w:top w:w="40" w:type="dxa"/>
-              <w:start w:w="40" w:type="dxa"/>
-              <w:bottom w:w="40" w:type="dxa"/>
-              <w:end w:w="40" w:type="dxa"/>
+              <w:top w:w="140" w:type="dxa"/>
+              <w:start w:w="100" w:type="dxa"/>
+              <w:bottom w:w="30" w:type="dxa"/>
+              <w:end w:w="100" w:type="dxa"/>
             </w:tcMar>
             <w:tcBorders>
               <w:top w:val="nil"/>
               <w:left w:val="nil"/>
               <w:bottom w:val="nil"/>
               <w:right w:val="nil"/>
-              <w:insideH w:val="nil"/>
-              <w:insideV w:val="nil"/>
             </w:tcBorders>
           </w:tcPr>
           <w:p>
             <w:pPr>
-              <w:spacing w:after="0" w:before="0" w:line="240" w:lineRule="auto"/>
+              <w:spacing w:after="0"/>
               <w:jc w:val="center"/>
             </w:pPr>
             <w:r/>
             <w:r>
               <w:rPr>
-                <w:rFonts w:ascii="Arial" w:hAnsi="Arial" w:eastAsia="Arial"/>
+                <w:rFonts w:ascii="Arial" w:hAnsi="Arial" w:eastAsia="Arial" w:cs="Arial"/>
                 <w:b/>
+                <w:color w:val="25282B"/>
+                <w:sz w:val="17"/>
+              </w:rPr>
+              <w:t>Uygundur</w:t>
+            </w:r>
+          </w:p>
+          <w:p>
+            <w:pPr>
+              <w:spacing w:after="0"/>
+              <w:jc w:val="center"/>
+            </w:pPr>
+            <w:r>
+              <w:rPr>
+                <w:rFonts w:ascii="Arial" w:hAnsi="Arial" w:eastAsia="Arial" w:cs="Arial"/>
+                <w:b/>
+                <w:color w:val="25282B"/>
                 <w:sz w:val="17"/>
               </w:rPr>
               <w:t>Okul Müdürü</w:t>
             </w:r>
           </w:p>
-        </w:tc>
-      </w:tr>
-      <w:tr>
-        <w:trPr>
-          <w:cantSplit/>
-        </w:trPr>
-        <w:tc>
-          <w:tcPr>
-            <w:tcW w:type="dxa" w:w="5499"/>
-            <w:tcMar>
-              <w:top w:w="40" w:type="dxa"/>
-              <w:start w:w="40" w:type="dxa"/>
-              <w:bottom w:w="40" w:type="dxa"/>
-              <w:end w:w="40" w:type="dxa"/>
-            </w:tcMar>
-            <w:tcBorders>
-              <w:top w:val="nil"/>
-              <w:left w:val="nil"/>
-              <w:bottom w:val="nil"/>
-              <w:right w:val="nil"/>
-              <w:insideH w:val="nil"/>
-              <w:insideV w:val="nil"/>
-            </w:tcBorders>
-          </w:tcPr>
           <w:p>
             <w:pPr>
-              <w:spacing w:after="0" w:before="0" w:line="240" w:lineRule="auto"/>
+              <w:spacing w:after="0"/>
               <w:jc w:val="center"/>
             </w:pPr>
-            <w:r/>
             <w:r>
               <w:rPr>
-                <w:rFonts w:ascii="Arial" w:hAnsi="Arial" w:eastAsia="Arial"/>
+                <w:rFonts w:ascii="Arial" w:hAnsi="Arial" w:eastAsia="Arial" w:cs="Arial"/>
                 <w:b w:val="0"/>
+                <w:color w:val="25282B"/>
                 <w:sz w:val="16"/>
               </w:rPr>
-              <w:t>Ad Soyad / İmza</w:t>
+              <w:t>Ad Soyad: ........................................</w:t>
             </w:r>
           </w:p>
-        </w:tc>
-        <w:tc>
-          <w:tcPr>
-            <w:tcW w:type="dxa" w:w="5499"/>
-            <w:tcMar>
-              <w:top w:w="40" w:type="dxa"/>
-              <w:start w:w="40" w:type="dxa"/>
-              <w:bottom w:w="40" w:type="dxa"/>
-              <w:end w:w="40" w:type="dxa"/>
-            </w:tcMar>
-            <w:tcBorders>
-              <w:top w:val="nil"/>
-              <w:left w:val="nil"/>
-              <w:bottom w:val="nil"/>
-              <w:right w:val="nil"/>
-              <w:insideH w:val="nil"/>
-              <w:insideV w:val="nil"/>
-            </w:tcBorders>
-          </w:tcPr>
           <w:p>
             <w:pPr>
-              <w:spacing w:after="0" w:before="0" w:line="240" w:lineRule="auto"/>
+              <w:spacing w:after="0"/>
               <w:jc w:val="center"/>
             </w:pPr>
-            <w:r/>
             <w:r>
               <w:rPr>
-                <w:rFonts w:ascii="Arial" w:hAnsi="Arial" w:eastAsia="Arial"/>
+                <w:rFonts w:ascii="Arial" w:hAnsi="Arial" w:eastAsia="Arial" w:cs="Arial"/>
                 <w:b w:val="0"/>
+                <w:color w:val="25282B"/>
                 <w:sz w:val="16"/>
               </w:rPr>
-              <w:t>Ad Soyad / İmza</w:t>
+              <w:t>İmza: ................................................</w:t>
             </w:r>
           </w:p>
         </w:tc>
       </w:tr>
     </w:tbl>
     <w:sectPr>
-      <w:pgSz w:w="11906" w:h="16838"/>
-      <w:pgMar w:top="652" w:right="680" w:bottom="652" w:left="680" w:header="720" w:footer="720" w:gutter="0"/>
+      <w:headerReference w:type="default" r:id="rId9"/>
+      <w:footerReference w:type="default" r:id="rId10"/>
+      <w:pgSz w:w="12240" w:h="15840"/>
+      <w:pgMar w:top="595" w:right="709" w:bottom="595" w:left="709" w:header="227" w:footer="255" w:gutter="0"/>
       <w:cols w:space="720"/>
       <w:docGrid w:linePitch="360"/>
     </w:sectPr>
   </w:body>
 </w:document>
+</file>
+
+<file path=word/footer1.xml><?xml version="1.0" encoding="utf-8"?>
+<w:ftr xmlns:m="http://schemas.openxmlformats.org/officeDocument/2006/math" xmlns:mc="http://schemas.openxmlformats.org/markup-compatibility/2006" xmlns:mo="http://schemas.microsoft.com/office/mac/office/2008/main" xmlns:mv="urn:schemas-microsoft-com:mac:vml" xmlns:o="urn:schemas-microsoft-com:office:office" xmlns:r="http://schemas.openxmlformats.org/officeDocument/2006/relationships" xmlns:v="urn:schemas-microsoft-com:vml" xmlns:w10="urn:schemas-microsoft-com:office:word" xmlns:w14="http://schemas.microsoft.com/office/word/2010/wordml" xmlns:w="http://schemas.openxmlformats.org/wordprocessingml/2006/main" xmlns:wne="http://schemas.microsoft.com/office/word/2006/wordml" xmlns:wp14="http://schemas.microsoft.com/office/word/2010/wordprocessingDrawing" xmlns:wp="http://schemas.openxmlformats.org/drawingml/2006/wordprocessingDrawing" xmlns:wpc="http://schemas.microsoft.com/office/word/2010/wordprocessingCanvas" xmlns:wpg="http://schemas.microsoft.com/office/word/2010/wordprocessingGroup" xmlns:wpi="http://schemas.microsoft.com/office/word/2010/wordprocessingInk" xmlns:wps="http://schemas.microsoft.com/office/word/2010/wordprocessingShape" mc:Ignorable="w14 wp14">
+  <w:p>
+    <w:pPr>
+      <w:pStyle w:val="Footer"/>
+      <w:spacing w:after="0"/>
+      <w:jc w:val="center"/>
+    </w:pPr>
+    <w:r>
+      <w:rPr>
+        <w:rFonts w:ascii="Arial" w:hAnsi="Arial" w:eastAsia="Arial" w:cs="Arial"/>
+        <w:b w:val="0"/>
+        <w:color w:val="777777"/>
+        <w:sz w:val="14"/>
+      </w:rPr>
+      <w:t>5. Sınıf Bilişim Teknolojileri ve Yazılım • 1. Hafta Ders Planı</w:t>
+    </w:r>
+  </w:p>
+</w:ftr>
+</file>
+
+<file path=word/header1.xml><?xml version="1.0" encoding="utf-8"?>
+<w:hdr xmlns:m="http://schemas.openxmlformats.org/officeDocument/2006/math" xmlns:mc="http://schemas.openxmlformats.org/markup-compatibility/2006" xmlns:mo="http://schemas.microsoft.com/office/mac/office/2008/main" xmlns:mv="urn:schemas-microsoft-com:mac:vml" xmlns:o="urn:schemas-microsoft-com:office:office" xmlns:r="http://schemas.openxmlformats.org/officeDocument/2006/relationships" xmlns:v="urn:schemas-microsoft-com:vml" xmlns:w10="urn:schemas-microsoft-com:office:word" xmlns:w14="http://schemas.microsoft.com/office/word/2010/wordml" xmlns:w="http://schemas.openxmlformats.org/wordprocessingml/2006/main" xmlns:wne="http://schemas.microsoft.com/office/word/2006/wordml" xmlns:wp14="http://schemas.microsoft.com/office/word/2010/wordprocessingDrawing" xmlns:wp="http://schemas.openxmlformats.org/drawingml/2006/wordprocessingDrawing" xmlns:wpc="http://schemas.microsoft.com/office/word/2010/wordprocessingCanvas" xmlns:wpg="http://schemas.microsoft.com/office/word/2010/wordprocessingGroup" xmlns:wpi="http://schemas.microsoft.com/office/word/2010/wordprocessingInk" xmlns:wps="http://schemas.microsoft.com/office/word/2010/wordprocessingShape" mc:Ignorable="w14 wp14">
+  <w:p>
+    <w:pPr>
+      <w:pStyle w:val="Header"/>
+      <w:spacing w:after="0"/>
+      <w:jc w:val="center"/>
+    </w:pPr>
+    <w:r>
+      <w:rPr>
+        <w:rFonts w:ascii="Arial" w:hAnsi="Arial" w:eastAsia="Arial" w:cs="Arial"/>
+        <w:b/>
+        <w:color w:val="666666"/>
+        <w:sz w:val="15"/>
+      </w:rPr>
+      <w:t>2026-2027 EĞİTİM – ÖĞRETİM YILI</w:t>
+    </w:r>
+  </w:p>
+</w:hdr>
 </file>
 
 <file path=word/numbering.xml><?xml version="1.0" encoding="utf-8"?>
@@ -2432,11 +3346,8 @@
     <w:name w:val="Normal"/>
     <w:qFormat/>
     <w:rsid w:val="00FC693F"/>
-    <w:pPr>
-      <w:spacing w:after="0" w:before="0" w:line="240" w:lineRule="auto"/>
-    </w:pPr>
     <w:rPr>
-      <w:rFonts w:ascii="Arial" w:hAnsi="Arial" w:eastAsia="Arial"/>
+      <w:rFonts w:ascii="Arial" w:hAnsi="Arial"/>
       <w:sz w:val="18"/>
     </w:rPr>
   </w:style>
@@ -14121,28 +15032,6 @@
         <w:shd w:val="clear" w:color="auto" w:fill="FBCAA2" w:themeFill="accent6" w:themeFillTint="7F"/>
       </w:tcPr>
     </w:tblStylePr>
-  </w:style>
-  <w:style w:type="paragraph" w:customStyle="1" w:styleId="PlanTitle">
-    <w:name w:val="PlanTitle"/>
-    <w:pPr>
-      <w:spacing w:before="0" w:after="40"/>
-    </w:pPr>
-    <w:rPr>
-      <w:rFonts w:ascii="Arial" w:hAnsi="Arial" w:eastAsia="Arial"/>
-      <w:b/>
-      <w:sz w:val="24"/>
-    </w:rPr>
-  </w:style>
-  <w:style w:type="paragraph" w:customStyle="1" w:styleId="SectionHead">
-    <w:name w:val="SectionHead"/>
-    <w:pPr>
-      <w:spacing w:before="60" w:after="40"/>
-    </w:pPr>
-    <w:rPr>
-      <w:rFonts w:ascii="Arial" w:hAnsi="Arial" w:eastAsia="Arial"/>
-      <w:b/>
-      <w:sz w:val="19"/>
-    </w:rPr>
   </w:style>
 </w:styles>
 </file>
